--- a/prosedurler/EMS.BY.PRO.06.02. Dyeing and Finishing Process Control Procedure.docx
+++ b/prosedurler/EMS.BY.PRO.06.02. Dyeing and Finishing Process Control Procedure.docx
@@ -2789,69 +2789,6 @@
                 <w:color w:val="000000"/>
                 <w:lang w:val="en-GB" w:eastAsia="en-GB"/>
               </w:rPr>
-              <w:drawing>
-                <wp:anchor distT="0" distB="0" distL="114300" distR="114300" simplePos="0" relativeHeight="251658240" behindDoc="0" locked="0" layoutInCell="1" allowOverlap="1" wp14:anchorId="168E1990" wp14:editId="230A926C">
-                  <wp:simplePos x="0" y="0"/>
-                  <wp:positionH relativeFrom="column">
-                    <wp:posOffset>-143510</wp:posOffset>
-                  </wp:positionH>
-                  <wp:positionV relativeFrom="paragraph">
-                    <wp:posOffset>153670</wp:posOffset>
-                  </wp:positionV>
-                  <wp:extent cx="1569720" cy="1046480"/>
-                  <wp:effectExtent l="0" t="0" r="0" b="0"/>
-                  <wp:wrapNone/>
-                  <wp:docPr id="1968470152" name="Resim 1"/>
-                  <wp:cNvGraphicFramePr>
-                    <a:graphicFrameLocks xmlns:a="http://schemas.openxmlformats.org/drawingml/2006/main" noChangeAspect="1"/>
-                  </wp:cNvGraphicFramePr>
-                  <a:graphic xmlns:a="http://schemas.openxmlformats.org/drawingml/2006/main">
-                    <a:graphicData uri="http://schemas.openxmlformats.org/drawingml/2006/picture">
-                      <pic:pic xmlns:pic="http://schemas.openxmlformats.org/drawingml/2006/picture">
-                        <pic:nvPicPr>
-                          <pic:cNvPr id="1968470152" name="Resim 1968470152"/>
-                          <pic:cNvPicPr/>
-                        </pic:nvPicPr>
-                        <pic:blipFill>
-                          <a:blip r:embed="rId9" cstate="print">
-                            <a:extLst>
-                              <a:ext uri="{28A0092B-C50C-407E-A947-70E740481C1C}">
-                                <a14:useLocalDpi xmlns:a14="http://schemas.microsoft.com/office/drawing/2010/main" val="0"/>
-                              </a:ext>
-                            </a:extLst>
-                          </a:blip>
-                          <a:stretch>
-                            <a:fillRect/>
-                          </a:stretch>
-                        </pic:blipFill>
-                        <pic:spPr>
-                          <a:xfrm>
-                            <a:off x="0" y="0"/>
-                            <a:ext cx="1569720" cy="1046480"/>
-                          </a:xfrm>
-                          <a:prstGeom prst="rect">
-                            <a:avLst/>
-                          </a:prstGeom>
-                        </pic:spPr>
-                      </pic:pic>
-                    </a:graphicData>
-                  </a:graphic>
-                  <wp14:sizeRelH relativeFrom="page">
-                    <wp14:pctWidth>0</wp14:pctWidth>
-                  </wp14:sizeRelH>
-                  <wp14:sizeRelV relativeFrom="page">
-                    <wp14:pctHeight>0</wp14:pctHeight>
-                  </wp14:sizeRelV>
-                </wp:anchor>
-              </w:drawing>
-            </w:r>
-            <w:r>
-              <w:rPr>
-                <w:rFonts w:ascii="Calibri" w:eastAsia="Times New Roman" w:hAnsi="Calibri" w:cs="Calibri"/>
-                <w:noProof/>
-                <w:color w:val="000000"/>
-                <w:lang w:val="en-GB" w:eastAsia="en-GB"/>
-              </w:rPr>
               <w:t>Kalite Güvence Müdürü</w:t>
             </w:r>
           </w:p>
@@ -2891,7 +2828,7 @@
                 <w:szCs w:val="18"/>
                 <w:lang w:val="en-GB" w:eastAsia="en-GB"/>
               </w:rPr>
-              <w:t>ABDULLAH BAYDOGAN</w:t>
+              <w:t>ABDULLAH BAYDOĞAN</w:t>
             </w:r>
           </w:p>
         </w:tc>
@@ -3057,7 +2994,7 @@
               <w:bottom w:val="single" w:sz="4" w:space="0" w:color="auto"/>
               <w:right w:val="single" w:sz="4" w:space="0" w:color="auto"/>
             </w:tcBorders>
-            <w:vAlign w:val="bottom"/>
+            <w:vAlign w:val="center"/>
           </w:tcPr>
           <w:p>
             <w:pPr>
@@ -3069,6 +3006,43 @@
                 <w:lang w:val="en-GB" w:eastAsia="en-GB"/>
               </w:rPr>
             </w:pPr>
+            <w:r>
+              <w:drawing>
+                <wp:inline distT="0" distB="0" distL="0" distR="0">
+                  <wp:extent cx="659218" cy="566928"/>
+                  <wp:effectExtent l="0" t="0" r="0" b="0"/>
+                  <wp:docPr id="900102" name="Imza Ali Kaan Genc"/>
+                  <wp:cNvGraphicFramePr>
+                    <a:graphicFrameLocks xmlns:a="http://schemas.openxmlformats.org/drawingml/2006/main" noChangeAspect="1"/>
+                  </wp:cNvGraphicFramePr>
+                  <a:graphic xmlns:a="http://schemas.openxmlformats.org/drawingml/2006/main">
+                    <a:graphicData uri="http://schemas.openxmlformats.org/drawingml/2006/picture">
+                      <pic:pic xmlns:pic="http://schemas.openxmlformats.org/drawingml/2006/picture">
+                        <pic:nvPicPr>
+                          <pic:cNvPr id="900102" name="Imza Ali Kaan Genc"/>
+                          <pic:cNvPicPr/>
+                        </pic:nvPicPr>
+                        <pic:blipFill>
+                          <a:blip r:embed="sigAliKaan"/>
+                          <a:stretch>
+                            <a:fillRect/>
+                          </a:stretch>
+                        </pic:blipFill>
+                        <pic:spPr>
+                          <a:xfrm>
+                            <a:off x="0" y="0"/>
+                            <a:ext cx="659218" cy="566928"/>
+                          </a:xfrm>
+                          <a:prstGeom prst="rect">
+                            <a:avLst/>
+                          </a:prstGeom>
+                        </pic:spPr>
+                      </pic:pic>
+                    </a:graphicData>
+                  </a:graphic>
+                </wp:inline>
+              </w:drawing>
+            </w:r>
           </w:p>
         </w:tc>
         <w:tc>
@@ -3105,7 +3079,7 @@
               <w:bottom w:val="single" w:sz="4" w:space="0" w:color="auto"/>
               <w:right w:val="single" w:sz="4" w:space="0" w:color="auto"/>
             </w:tcBorders>
-            <w:vAlign w:val="bottom"/>
+            <w:vAlign w:val="center"/>
           </w:tcPr>
           <w:p>
             <w:pPr>
@@ -3117,6 +3091,43 @@
                 <w:lang w:val="en-GB" w:eastAsia="en-GB"/>
               </w:rPr>
             </w:pPr>
+            <w:r>
+              <w:drawing>
+                <wp:inline distT="0" distB="0" distL="0" distR="0">
+                  <wp:extent cx="850392" cy="566928"/>
+                  <wp:effectExtent l="0" t="0" r="0" b="0"/>
+                  <wp:docPr id="900104" name="Imza Abdullah Baydogan"/>
+                  <wp:cNvGraphicFramePr>
+                    <a:graphicFrameLocks xmlns:a="http://schemas.openxmlformats.org/drawingml/2006/main" noChangeAspect="1"/>
+                  </wp:cNvGraphicFramePr>
+                  <a:graphic xmlns:a="http://schemas.openxmlformats.org/drawingml/2006/main">
+                    <a:graphicData uri="http://schemas.openxmlformats.org/drawingml/2006/picture">
+                      <pic:pic xmlns:pic="http://schemas.openxmlformats.org/drawingml/2006/picture">
+                        <pic:nvPicPr>
+                          <pic:cNvPr id="900104" name="Imza Abdullah Baydogan"/>
+                          <pic:cNvPicPr/>
+                        </pic:nvPicPr>
+                        <pic:blipFill>
+                          <a:blip r:embed="rId9"/>
+                          <a:stretch>
+                            <a:fillRect/>
+                          </a:stretch>
+                        </pic:blipFill>
+                        <pic:spPr>
+                          <a:xfrm>
+                            <a:off x="0" y="0"/>
+                            <a:ext cx="850392" cy="566928"/>
+                          </a:xfrm>
+                          <a:prstGeom prst="rect">
+                            <a:avLst/>
+                          </a:prstGeom>
+                        </pic:spPr>
+                      </pic:pic>
+                    </a:graphicData>
+                  </a:graphic>
+                </wp:inline>
+              </w:drawing>
+            </w:r>
           </w:p>
         </w:tc>
         <w:tc>
@@ -3153,7 +3164,7 @@
               <w:bottom w:val="single" w:sz="4" w:space="0" w:color="auto"/>
               <w:right w:val="single" w:sz="4" w:space="0" w:color="auto"/>
             </w:tcBorders>
-            <w:vAlign w:val="bottom"/>
+            <w:vAlign w:val="center"/>
           </w:tcPr>
           <w:p>
             <w:pPr>
@@ -3165,6 +3176,43 @@
                 <w:lang w:val="en-GB" w:eastAsia="en-GB"/>
               </w:rPr>
             </w:pPr>
+            <w:r>
+              <w:drawing>
+                <wp:inline distT="0" distB="0" distL="0" distR="0">
+                  <wp:extent cx="944879" cy="566928"/>
+                  <wp:effectExtent l="0" t="0" r="0" b="0"/>
+                  <wp:docPr id="900106" name="Imza Fatih Salbars"/>
+                  <wp:cNvGraphicFramePr>
+                    <a:graphicFrameLocks xmlns:a="http://schemas.openxmlformats.org/drawingml/2006/main" noChangeAspect="1"/>
+                  </wp:cNvGraphicFramePr>
+                  <a:graphic xmlns:a="http://schemas.openxmlformats.org/drawingml/2006/main">
+                    <a:graphicData uri="http://schemas.openxmlformats.org/drawingml/2006/picture">
+                      <pic:pic xmlns:pic="http://schemas.openxmlformats.org/drawingml/2006/picture">
+                        <pic:nvPicPr>
+                          <pic:cNvPr id="900106" name="Imza Fatih Salbars"/>
+                          <pic:cNvPicPr/>
+                        </pic:nvPicPr>
+                        <pic:blipFill>
+                          <a:blip r:embed="sigFatih"/>
+                          <a:stretch>
+                            <a:fillRect/>
+                          </a:stretch>
+                        </pic:blipFill>
+                        <pic:spPr>
+                          <a:xfrm>
+                            <a:off x="0" y="0"/>
+                            <a:ext cx="944879" cy="566928"/>
+                          </a:xfrm>
+                          <a:prstGeom prst="rect">
+                            <a:avLst/>
+                          </a:prstGeom>
+                        </pic:spPr>
+                      </pic:pic>
+                    </a:graphicData>
+                  </a:graphic>
+                </wp:inline>
+              </w:drawing>
+            </w:r>
           </w:p>
         </w:tc>
       </w:tr>

--- a/prosedurler/EMS.BY.PRO.06.02. Dyeing and Finishing Process Control Procedure.docx
+++ b/prosedurler/EMS.BY.PRO.06.02. Dyeing and Finishing Process Control Procedure.docx
@@ -32,7 +32,7 @@
           <w:sz w:val="24"/>
           <w:szCs w:val="24"/>
         </w:rPr>
-        <w:t xml:space="preserve">This procedure defines how dyeing and finishing batches are prepared, processed, controlled and released at Eroglu Knitting (EMS), so that fabrics reach the approved shade, dimensions and quality right first time, with safe chemical use and efficient use of water and energy.</w:t>
+        <w:t xml:space="preserve">This procedure defines how dyeing and finishing batches are prepared, processed, controlled and released at Eroglu Knitting (EMS), so that fabrics reach the approved shade, dimensions and quality right first time, with safe chemical use and efficient use of water and energy. It also defines the process control points, acceptance checks and the handling of nonconforming batches.</w:t>
       </w:r>
     </w:p>
     <w:p>
@@ -73,7 +73,7 @@
           <w:sz w:val="24"/>
           <w:szCs w:val="24"/>
         </w:rPr>
-        <w:t xml:space="preserve">This procedure covers all pretreatment, dyeing, washing, hydro-extraction, drying, compacting, stentering and other finishing processes of knitted fabrics and garments at EMS, from greige fabric receipt to release of finished fabric to cutting.</w:t>
+        <w:t xml:space="preserve">This procedure covers all pretreatment, dyeing, washing, hydro-extraction, drying, compacting, stentering, mechanical finishing and other finishing processes of knitted fabrics and garments at EMS, from greige fabric receipt to release of finished fabric to cutting.</w:t>
       </w:r>
     </w:p>
     <w:p>
@@ -226,15 +226,15 @@
           <w:sz w:val="24"/>
           <w:szCs w:val="24"/>
         </w:rPr>
-        <w:t xml:space="preserve">Laboratory and Quality Assurance:</w:t>
-      </w:r>
-      <w:r>
-        <w:rPr>
-          <w:rFonts w:ascii="Calibri" w:hAnsi="Calibri" w:cs="Arial"/>
-          <w:sz w:val="24"/>
-          <w:szCs w:val="24"/>
-        </w:rPr>
-        <w:t xml:space="preserve"> Check shade, fastness, GSM, width and shrinkage and decide on corrections.</w:t>
+        <w:t xml:space="preserve">Finishing Supervisor:</w:t>
+      </w:r>
+      <w:r>
+        <w:rPr>
+          <w:rFonts w:ascii="Calibri" w:hAnsi="Calibri" w:cs="Arial"/>
+          <w:sz w:val="24"/>
+          <w:szCs w:val="24"/>
+        </w:rPr>
+        <w:t xml:space="preserve"> Sets and checks stenter, dryer, compactor and mechanical finishing parameters according to the finishing card.</w:t>
       </w:r>
     </w:p>
     <w:p>
@@ -260,6 +260,40 @@
           <w:sz w:val="24"/>
           <w:szCs w:val="24"/>
         </w:rPr>
+        <w:t xml:space="preserve">Laboratory and Quality Assurance:</w:t>
+      </w:r>
+      <w:r>
+        <w:rPr>
+          <w:rFonts w:ascii="Calibri" w:hAnsi="Calibri" w:cs="Arial"/>
+          <w:sz w:val="24"/>
+          <w:szCs w:val="24"/>
+        </w:rPr>
+        <w:t xml:space="preserve"> Check shade, fastness, GSM, width and shrinkage and decide on corrections.</w:t>
+      </w:r>
+    </w:p>
+    <w:p>
+      <w:pPr>
+        <w:pStyle w:val="ListeParagraf"/>
+        <w:spacing w:after="80"/>
+        <w:ind w:left="709" w:right="0"/>
+        <w:jc w:val="both"/>
+      </w:pPr>
+      <w:r>
+        <w:rPr>
+          <w:rFonts w:ascii="Calibri" w:hAnsi="Calibri" w:cs="Arial"/>
+          <w:sz w:val="24"/>
+          <w:szCs w:val="24"/>
+        </w:rPr>
+        <w:t xml:space="preserve">• </w:t>
+      </w:r>
+      <w:r>
+        <w:rPr>
+          <w:rFonts w:ascii="Calibri" w:hAnsi="Calibri" w:cs="Arial"/>
+          <w:b/>
+          <w:bCs/>
+          <w:sz w:val="24"/>
+          <w:szCs w:val="24"/>
+        </w:rPr>
         <w:t xml:space="preserve">OHS and Environmental Officers:</w:t>
       </w:r>
       <w:r>
@@ -269,6 +303,40 @@
           <w:szCs w:val="24"/>
         </w:rPr>
         <w:t xml:space="preserve"> Check chemical safety, PPE use and wastewater treatment.</w:t>
+      </w:r>
+    </w:p>
+    <w:p>
+      <w:pPr>
+        <w:pStyle w:val="ListeParagraf"/>
+        <w:spacing w:after="80"/>
+        <w:ind w:left="709" w:right="0"/>
+        <w:jc w:val="both"/>
+      </w:pPr>
+      <w:r>
+        <w:rPr>
+          <w:rFonts w:ascii="Calibri" w:hAnsi="Calibri" w:cs="Arial"/>
+          <w:sz w:val="24"/>
+          <w:szCs w:val="24"/>
+        </w:rPr>
+        <w:t xml:space="preserve">• </w:t>
+      </w:r>
+      <w:r>
+        <w:rPr>
+          <w:rFonts w:ascii="Calibri" w:hAnsi="Calibri" w:cs="Arial"/>
+          <w:b/>
+          <w:bCs/>
+          <w:sz w:val="24"/>
+          <w:szCs w:val="24"/>
+        </w:rPr>
+        <w:t xml:space="preserve">Maintenance Team:</w:t>
+      </w:r>
+      <w:r>
+        <w:rPr>
+          <w:rFonts w:ascii="Calibri" w:hAnsi="Calibri" w:cs="Arial"/>
+          <w:sz w:val="24"/>
+          <w:szCs w:val="24"/>
+        </w:rPr>
+        <w:t xml:space="preserve"> Carries out preventive maintenance and calibration of temperature, pH, dosing and flow instruments of the machines (EMS.BK.PRO.07.01.).</w:t>
       </w:r>
     </w:p>
     <w:p>
@@ -439,6 +507,108 @@
         <w:ind w:left="709" w:right="0"/>
         <w:jc w:val="both"/>
       </w:pPr>
+      <w:r>
+        <w:rPr>
+          <w:rFonts w:ascii="Calibri" w:hAnsi="Calibri" w:cs="Arial"/>
+          <w:sz w:val="24"/>
+          <w:szCs w:val="24"/>
+        </w:rPr>
+        <w:t xml:space="preserve">• </w:t>
+      </w:r>
+      <w:r>
+        <w:rPr>
+          <w:rFonts w:ascii="Calibri" w:hAnsi="Calibri" w:cs="Arial"/>
+          <w:b/>
+          <w:bCs/>
+          <w:sz w:val="24"/>
+          <w:szCs w:val="24"/>
+        </w:rPr>
+        <w:t xml:space="preserve">Finishing Card:</w:t>
+      </w:r>
+      <w:r>
+        <w:rPr>
+          <w:rFonts w:ascii="Calibri" w:hAnsi="Calibri" w:cs="Arial"/>
+          <w:sz w:val="24"/>
+          <w:szCs w:val="24"/>
+        </w:rPr>
+        <w:t xml:space="preserve"> The card showing finishing parameters such as temperature, speed, overfeed, width and chemical finish.</w:t>
+      </w:r>
+    </w:p>
+    <w:p>
+      <w:pPr>
+        <w:pStyle w:val="ListeParagraf"/>
+        <w:spacing w:after="80"/>
+        <w:ind w:left="709" w:right="0"/>
+        <w:jc w:val="both"/>
+      </w:pPr>
+      <w:r>
+        <w:rPr>
+          <w:rFonts w:ascii="Calibri" w:hAnsi="Calibri" w:cs="Arial"/>
+          <w:sz w:val="24"/>
+          <w:szCs w:val="24"/>
+        </w:rPr>
+        <w:t xml:space="preserve">• </w:t>
+      </w:r>
+      <w:r>
+        <w:rPr>
+          <w:rFonts w:ascii="Calibri" w:hAnsi="Calibri" w:cs="Arial"/>
+          <w:b/>
+          <w:bCs/>
+          <w:sz w:val="24"/>
+          <w:szCs w:val="24"/>
+        </w:rPr>
+        <w:t xml:space="preserve">Right First Time (RFT):</w:t>
+      </w:r>
+      <w:r>
+        <w:rPr>
+          <w:rFonts w:ascii="Calibri" w:hAnsi="Calibri" w:cs="Arial"/>
+          <w:sz w:val="24"/>
+          <w:szCs w:val="24"/>
+        </w:rPr>
+        <w:t xml:space="preserve"> A batch that meets shade and quality without addition, re-dyeing or reprocessing.</w:t>
+      </w:r>
+    </w:p>
+    <w:p>
+      <w:pPr>
+        <w:pStyle w:val="ListeParagraf"/>
+        <w:spacing w:after="80"/>
+        <w:ind w:left="709" w:right="0"/>
+        <w:jc w:val="both"/>
+      </w:pPr>
+      <w:r>
+        <w:rPr>
+          <w:rFonts w:ascii="Calibri" w:hAnsi="Calibri" w:cs="Arial"/>
+          <w:sz w:val="24"/>
+          <w:szCs w:val="24"/>
+        </w:rPr>
+        <w:t xml:space="preserve">• </w:t>
+      </w:r>
+      <w:r>
+        <w:rPr>
+          <w:rFonts w:ascii="Calibri" w:hAnsi="Calibri" w:cs="Arial"/>
+          <w:b/>
+          <w:bCs/>
+          <w:sz w:val="24"/>
+          <w:szCs w:val="24"/>
+        </w:rPr>
+        <w:t xml:space="preserve">Shade Report:</w:t>
+      </w:r>
+      <w:r>
+        <w:rPr>
+          <w:rFonts w:ascii="Calibri" w:hAnsi="Calibri" w:cs="Arial"/>
+          <w:sz w:val="24"/>
+          <w:szCs w:val="24"/>
+        </w:rPr>
+        <w:t xml:space="preserve"> The record of the shade, ΔE and visual assessment of a batch against the approved lab dip.</w:t>
+      </w:r>
+    </w:p>
+    <w:p>
+      <w:pPr>
+        <w:pStyle w:val="ListeParagraf"/>
+        <w:spacing w:after="80"/>
+        <w:ind w:left="709" w:right="0"/>
+        <w:jc w:val="both"/>
+      </w:pPr>
     </w:p>
     <w:p>
       <w:pPr>
@@ -529,6 +699,38 @@
         <w:ind w:left="709" w:right="0"/>
         <w:jc w:val="both"/>
       </w:pPr>
+      <w:r>
+        <w:rPr>
+          <w:rFonts w:ascii="Calibri" w:hAnsi="Calibri" w:cs="Arial"/>
+          <w:sz w:val="24"/>
+          <w:szCs w:val="24"/>
+        </w:rPr>
+        <w:t xml:space="preserve">1.4. The greige fabric input check (faults, stains, GSM, width, yarn lot) is completed before batching; defective rolls are separated and reported to knitting.</w:t>
+      </w:r>
+    </w:p>
+    <w:p>
+      <w:pPr>
+        <w:pStyle w:val="ListeParagraf"/>
+        <w:spacing w:after="80"/>
+        <w:ind w:left="709" w:right="0"/>
+        <w:jc w:val="both"/>
+      </w:pPr>
+      <w:r>
+        <w:rPr>
+          <w:rFonts w:ascii="Calibri" w:hAnsi="Calibri" w:cs="Arial"/>
+          <w:sz w:val="24"/>
+          <w:szCs w:val="24"/>
+        </w:rPr>
+        <w:t xml:space="preserve">1.5. The approved recipe, lab dip and customer requirements are confirmed on the process card before the batch is released to the machine.</w:t>
+      </w:r>
+    </w:p>
+    <w:p>
+      <w:pPr>
+        <w:pStyle w:val="ListeParagraf"/>
+        <w:spacing w:after="80"/>
+        <w:ind w:left="709" w:right="0"/>
+        <w:jc w:val="both"/>
+      </w:pPr>
     </w:p>
     <w:p>
       <w:pPr>
@@ -576,7 +778,7 @@
           <w:sz w:val="24"/>
           <w:szCs w:val="24"/>
         </w:rPr>
-        <w:t xml:space="preserve">2.2. Operators use the PPE required by the safety data sheets; chemical handling follows the chemical storage and handling procedure and EMS.QA.PRO.02.02.</w:t>
+        <w:t xml:space="preserve">2.2. Operators use the PPE required by the safety data sheets; chemical handling follows the chemical storage and handling procedure (EMS.KM.PRO.20.05.) and the chemical risk assessment procedure (EMS.KM.PRO.20.02.).</w:t>
       </w:r>
     </w:p>
     <w:p>
@@ -592,7 +794,39 @@
           <w:sz w:val="24"/>
           <w:szCs w:val="24"/>
         </w:rPr>
-        <w:t xml:space="preserve">2.3. Spills are handled immediately according to the chemical spill SERP.</w:t>
+        <w:t xml:space="preserve">2.3. Spills are handled immediately according to the chemical spill SERP (EMS.KM.PRO.20.07.).</w:t>
+      </w:r>
+    </w:p>
+    <w:p>
+      <w:pPr>
+        <w:pStyle w:val="ListeParagraf"/>
+        <w:spacing w:after="80"/>
+        <w:ind w:left="709" w:right="0"/>
+        <w:jc w:val="both"/>
+      </w:pPr>
+      <w:r>
+        <w:rPr>
+          <w:rFonts w:ascii="Calibri" w:hAnsi="Calibri" w:cs="Arial"/>
+          <w:sz w:val="24"/>
+          <w:szCs w:val="24"/>
+        </w:rPr>
+        <w:t xml:space="preserve">2.4. Containers are labelled according to EMS.KM.TL.20.02.; chemicals that are not on the approved list or the ZDHC MRSL conformance list are not used.</w:t>
+      </w:r>
+    </w:p>
+    <w:p>
+      <w:pPr>
+        <w:pStyle w:val="ListeParagraf"/>
+        <w:spacing w:after="80"/>
+        <w:ind w:left="709" w:right="0"/>
+        <w:jc w:val="both"/>
+      </w:pPr>
+      <w:r>
+        <w:rPr>
+          <w:rFonts w:ascii="Calibri" w:hAnsi="Calibri" w:cs="Arial"/>
+          <w:sz w:val="24"/>
+          <w:szCs w:val="24"/>
+        </w:rPr>
+        <w:t xml:space="preserve">2.5. Dosing and weighing equipment is calibrated at planned intervals; dispensing is carried out as in EMS.KM.TL.20.01.</w:t>
       </w:r>
     </w:p>
     <w:p>
@@ -691,6 +925,54 @@
         <w:ind w:left="709" w:right="0"/>
         <w:jc w:val="both"/>
       </w:pPr>
+      <w:r>
+        <w:rPr>
+          <w:rFonts w:ascii="Calibri" w:hAnsi="Calibri" w:cs="Arial"/>
+          <w:sz w:val="24"/>
+          <w:szCs w:val="24"/>
+        </w:rPr>
+        <w:t xml:space="preserve">3.5. The number of additions and re-dyeings per batch is limited by the company policy; a batch exceeding the limit is reviewed by the Dyehouse Manager and Quality Assurance before further processing.</w:t>
+      </w:r>
+    </w:p>
+    <w:p>
+      <w:pPr>
+        <w:pStyle w:val="ListeParagraf"/>
+        <w:spacing w:after="80"/>
+        <w:ind w:left="709" w:right="0"/>
+        <w:jc w:val="both"/>
+      </w:pPr>
+      <w:r>
+        <w:rPr>
+          <w:rFonts w:ascii="Calibri" w:hAnsi="Calibri" w:cs="Arial"/>
+          <w:sz w:val="24"/>
+          <w:szCs w:val="24"/>
+        </w:rPr>
+        <w:t xml:space="preserve">3.6. Pretreatment and wash-off quality (for example residual chemicals, pH and hydrophilicity) are checked and recorded as defined on the process card.</w:t>
+      </w:r>
+    </w:p>
+    <w:p>
+      <w:pPr>
+        <w:pStyle w:val="ListeParagraf"/>
+        <w:spacing w:after="80"/>
+        <w:ind w:left="709" w:right="0"/>
+        <w:jc w:val="both"/>
+      </w:pPr>
+      <w:r>
+        <w:rPr>
+          <w:rFonts w:ascii="Calibri" w:hAnsi="Calibri" w:cs="Arial"/>
+          <w:sz w:val="24"/>
+          <w:szCs w:val="24"/>
+        </w:rPr>
+        <w:t xml:space="preserve">3.7. Machine loading and batch preparation follow EMS.BY.TL.06.04.; operation follows EMS.BY.TL.06.01.</w:t>
+      </w:r>
+    </w:p>
+    <w:p>
+      <w:pPr>
+        <w:pStyle w:val="ListeParagraf"/>
+        <w:spacing w:after="80"/>
+        <w:ind w:left="709" w:right="0"/>
+        <w:jc w:val="both"/>
+      </w:pPr>
     </w:p>
     <w:p>
       <w:pPr>
@@ -764,6 +1046,38 @@
         <w:ind w:left="709" w:right="0"/>
         <w:jc w:val="both"/>
       </w:pPr>
+      <w:r>
+        <w:rPr>
+          <w:rFonts w:ascii="Calibri" w:hAnsi="Calibri" w:cs="Arial"/>
+          <w:sz w:val="24"/>
+          <w:szCs w:val="24"/>
+        </w:rPr>
+        <w:t xml:space="preserve">4.4. Operation of the stenter and compactor follows EMS.BY.TL.06.02.; the first metres after a parameter change are checked before the run continues.</w:t>
+      </w:r>
+    </w:p>
+    <w:p>
+      <w:pPr>
+        <w:pStyle w:val="ListeParagraf"/>
+        <w:spacing w:after="80"/>
+        <w:ind w:left="709" w:right="0"/>
+        <w:jc w:val="both"/>
+      </w:pPr>
+      <w:r>
+        <w:rPr>
+          <w:rFonts w:ascii="Calibri" w:hAnsi="Calibri" w:cs="Arial"/>
+          <w:sz w:val="24"/>
+          <w:szCs w:val="24"/>
+        </w:rPr>
+        <w:t xml:space="preserve">4.5. Finishing chemicals are added only as defined on the finishing card and from the approved list.</w:t>
+      </w:r>
+    </w:p>
+    <w:p>
+      <w:pPr>
+        <w:pStyle w:val="ListeParagraf"/>
+        <w:spacing w:after="80"/>
+        <w:ind w:left="709" w:right="0"/>
+        <w:jc w:val="both"/>
+      </w:pPr>
     </w:p>
     <w:p>
       <w:pPr>
@@ -811,7 +1125,39 @@
           <w:sz w:val="24"/>
           <w:szCs w:val="24"/>
         </w:rPr>
-        <w:t xml:space="preserve">5.2. Accepted batches are labelled and released to cutting with a shade report; rejected batches are put on hold and handled as nonconforming product (EMS.QA.PRO.02.06.).</w:t>
+        <w:t xml:space="preserve">5.2. Accepted batches are labelled and released to cutting with a shade report; rejected batches are put on hold and handled as nonconforming product (EMS.KS.PRO.22.02.).</w:t>
+      </w:r>
+    </w:p>
+    <w:p>
+      <w:pPr>
+        <w:pStyle w:val="ListeParagraf"/>
+        <w:spacing w:after="80"/>
+        <w:ind w:left="709" w:right="0"/>
+        <w:jc w:val="both"/>
+      </w:pPr>
+      <w:r>
+        <w:rPr>
+          <w:rFonts w:ascii="Calibri" w:hAnsi="Calibri" w:cs="Arial"/>
+          <w:sz w:val="24"/>
+          <w:szCs w:val="24"/>
+        </w:rPr>
+        <w:t xml:space="preserve">5.3. Typical acceptance checks are shade (ΔE), fastness (washing, rubbing, light, perspiration), dimensional change, GSM, width, pH and appearance; limits are defined in the customer specification and company policy, and the test methods follow ISO 105, ISO 6330/5077 and ISO 3801 or the customer's method.</w:t>
+      </w:r>
+    </w:p>
+    <w:p>
+      <w:pPr>
+        <w:pStyle w:val="ListeParagraf"/>
+        <w:spacing w:after="80"/>
+        <w:ind w:left="709" w:right="0"/>
+        <w:jc w:val="both"/>
+      </w:pPr>
+      <w:r>
+        <w:rPr>
+          <w:rFonts w:ascii="Calibri" w:hAnsi="Calibri" w:cs="Arial"/>
+          <w:sz w:val="24"/>
+          <w:szCs w:val="24"/>
+        </w:rPr>
+        <w:t xml:space="preserve">5.4. The shade report, the test report and the batch traceability (order, batch, roll numbers) are completed before release; the shade band is controlled according to EMS.SO.PRO.23.04.</w:t>
       </w:r>
     </w:p>
     <w:p>
@@ -919,6 +1265,22 @@
         <w:ind w:left="709" w:right="0"/>
         <w:jc w:val="both"/>
       </w:pPr>
+      <w:r>
+        <w:rPr>
+          <w:rFonts w:ascii="Calibri" w:hAnsi="Calibri" w:cs="Arial"/>
+          <w:sz w:val="24"/>
+          <w:szCs w:val="24"/>
+        </w:rPr>
+        <w:t xml:space="preserve">6.2. Machine downtime and planned maintenance completion are also reviewed.</w:t>
+      </w:r>
+    </w:p>
+    <w:p>
+      <w:pPr>
+        <w:pStyle w:val="ListeParagraf"/>
+        <w:spacing w:after="80"/>
+        <w:ind w:left="709" w:right="0"/>
+        <w:jc w:val="both"/>
+      </w:pPr>
     </w:p>
     <w:p>
       <w:pPr>
@@ -934,7 +1296,112 @@
           <w:sz w:val="24"/>
           <w:szCs w:val="24"/>
         </w:rPr>
-        <w:t xml:space="preserve">7. RELATED DOCUMENTS AND RECORDS</w:t>
+        <w:t xml:space="preserve">7. NONCONFORMITY AND CORRECTIVE ACTION</w:t>
+      </w:r>
+    </w:p>
+    <w:p>
+      <w:pPr>
+        <w:pStyle w:val="ListeParagraf"/>
+        <w:spacing w:after="80"/>
+        <w:ind w:left="709" w:right="0"/>
+        <w:jc w:val="both"/>
+      </w:pPr>
+      <w:r>
+        <w:rPr>
+          <w:rFonts w:ascii="Calibri" w:hAnsi="Calibri" w:cs="Arial"/>
+          <w:sz w:val="24"/>
+          <w:szCs w:val="24"/>
+        </w:rPr>
+        <w:t xml:space="preserve">7.1. A nonconformity is opened when: shade or fastness is outside the specification, dimensional change or GSM is outside tolerance, a dyeing fault (stain, crease mark, uneven dyeing) occurs, a recipe or process deviation is found, an unapproved chemical is used or a customer complaint is received.</w:t>
+      </w:r>
+    </w:p>
+    <w:p>
+      <w:pPr>
+        <w:pStyle w:val="ListeParagraf"/>
+        <w:spacing w:after="80"/>
+        <w:ind w:left="709" w:right="0"/>
+        <w:jc w:val="both"/>
+      </w:pPr>
+      <w:r>
+        <w:rPr>
+          <w:rFonts w:ascii="Calibri" w:hAnsi="Calibri" w:cs="Arial"/>
+          <w:sz w:val="24"/>
+          <w:szCs w:val="24"/>
+        </w:rPr>
+        <w:t xml:space="preserve">7.2. Immediate action: the batch is held and labelled as nonconforming; the machine and recipe are checked; the Dyehouse Manager and Quality Assurance are informed on the same day.</w:t>
+      </w:r>
+    </w:p>
+    <w:p>
+      <w:pPr>
+        <w:pStyle w:val="ListeParagraf"/>
+        <w:spacing w:after="80"/>
+        <w:ind w:left="709" w:right="0"/>
+        <w:jc w:val="both"/>
+      </w:pPr>
+      <w:r>
+        <w:rPr>
+          <w:rFonts w:ascii="Calibri" w:hAnsi="Calibri" w:cs="Arial"/>
+          <w:sz w:val="24"/>
+          <w:szCs w:val="24"/>
+        </w:rPr>
+        <w:t xml:space="preserve">7.3. Reprocessing and rework follow EMS.BY.PRO.06.03.; the reprocessed batch is fully tested again.</w:t>
+      </w:r>
+    </w:p>
+    <w:p>
+      <w:pPr>
+        <w:pStyle w:val="ListeParagraf"/>
+        <w:spacing w:after="80"/>
+        <w:ind w:left="709" w:right="0"/>
+        <w:jc w:val="both"/>
+      </w:pPr>
+      <w:r>
+        <w:rPr>
+          <w:rFonts w:ascii="Calibri" w:hAnsi="Calibri" w:cs="Arial"/>
+          <w:sz w:val="24"/>
+          <w:szCs w:val="24"/>
+        </w:rPr>
+        <w:t xml:space="preserve">7.4. Root cause analysis is started within 24 hours; where the cause is fabric or chemical supplier related a supplier corrective action report is requested; the corrective action is recorded with a responsible person and due date (EMS.KS.PRO.22.03.).</w:t>
+      </w:r>
+    </w:p>
+    <w:p>
+      <w:pPr>
+        <w:pStyle w:val="ListeParagraf"/>
+        <w:spacing w:after="80"/>
+        <w:ind w:left="709" w:right="0"/>
+        <w:jc w:val="both"/>
+      </w:pPr>
+      <w:r>
+        <w:rPr>
+          <w:rFonts w:ascii="Calibri" w:hAnsi="Calibri" w:cs="Arial"/>
+          <w:sz w:val="24"/>
+          <w:szCs w:val="24"/>
+        </w:rPr>
+        <w:t xml:space="preserve">7.5. The action is closed only after the effectiveness is verified in the following batches and evidence is attached.</w:t>
+      </w:r>
+    </w:p>
+    <w:p>
+      <w:pPr>
+        <w:pStyle w:val="ListeParagraf"/>
+        <w:spacing w:after="80"/>
+        <w:ind w:left="709" w:right="0"/>
+        <w:jc w:val="both"/>
+      </w:pPr>
+    </w:p>
+    <w:p>
+      <w:pPr>
+        <w:pStyle w:val="ListeParagraf"/>
+        <w:spacing w:before="120" w:after="60"/>
+        <w:ind w:left="709" w:right="0"/>
+      </w:pPr>
+      <w:r>
+        <w:rPr>
+          <w:rFonts w:ascii="Calibri" w:hAnsi="Calibri" w:cs="Arial"/>
+          <w:b/>
+          <w:bCs/>
+          <w:sz w:val="24"/>
+          <w:szCs w:val="24"/>
+        </w:rPr>
+        <w:t xml:space="preserve">8. RELATED DOCUMENTS AND RECORDS</w:t>
       </w:r>
     </w:p>
     <w:p>
@@ -953,7 +1420,7 @@
           <w:sz w:val="24"/>
           <w:szCs w:val="24"/>
         </w:rPr>
-        <w:t xml:space="preserve">Process Cards and Bulk Recipe Cards</w:t>
+        <w:t xml:space="preserve">PRS-BOY-03 Dyeing Procedure and PRS-BOY-04 Finishing Procedure (QMS)</w:t>
       </w:r>
     </w:p>
     <w:p>
@@ -972,7 +1439,7 @@
           <w:sz w:val="24"/>
           <w:szCs w:val="24"/>
         </w:rPr>
-        <w:t xml:space="preserve">Dispensing and Chemical Consumption Records</w:t>
+        <w:t xml:space="preserve">TLM-BOY-03 Chemical weighing and recipe preparation, TLM-BOY-04 Machine loading and dyeing programme, TLM-BOY-05 Opening and tube cutting, TLM-BOY-06 Stenter setting, TLM-BOY-07 Compacting and mechanical finishing (QMS)</w:t>
       </w:r>
     </w:p>
     <w:p>
@@ -991,7 +1458,7 @@
           <w:sz w:val="24"/>
           <w:szCs w:val="24"/>
         </w:rPr>
-        <w:t xml:space="preserve">Machine Process Data and Shade Reports</w:t>
+        <w:t xml:space="preserve">Process Cards and Bulk Recipe Cards</w:t>
       </w:r>
     </w:p>
     <w:p>
@@ -1010,7 +1477,7 @@
           <w:sz w:val="24"/>
           <w:szCs w:val="24"/>
         </w:rPr>
-        <w:t xml:space="preserve">Finished Fabric Inspection and Test Reports</w:t>
+        <w:t xml:space="preserve">Dispensing and Chemical Consumption Records</w:t>
       </w:r>
     </w:p>
     <w:p>
@@ -1029,7 +1496,7 @@
           <w:sz w:val="24"/>
           <w:szCs w:val="24"/>
         </w:rPr>
-        <w:t xml:space="preserve">Wastewater Test Reports</w:t>
+        <w:t xml:space="preserve">Machine Process Data and Shade Reports</w:t>
       </w:r>
     </w:p>
     <w:p>
@@ -1048,7 +1515,7 @@
           <w:sz w:val="24"/>
           <w:szCs w:val="24"/>
         </w:rPr>
-        <w:t xml:space="preserve">EMS.BY.PRO.06.01. Recipe Preparation and Lab Dip Approval Procedure</w:t>
+        <w:t xml:space="preserve">EMS.QA.FRM.07.17. Jigger Working Test Report</w:t>
       </w:r>
     </w:p>
     <w:p>
@@ -1067,1009 +1534,7 @@
           <w:sz w:val="24"/>
           <w:szCs w:val="24"/>
         </w:rPr>
-        <w:t xml:space="preserve">EMS.QA.PRO.02.02. Chemical Hazard Communication Procedure</w:t>
-      </w:r>
-    </w:p>
-    <w:p>
-      <w:pPr>
-        <w:pStyle w:val="ListeParagraf"/>
-        <w:spacing w:after="80"/>
-        <w:ind w:left="709" w:right="0"/>
-        <w:jc w:val="both"/>
-      </w:pPr>
-    </w:p>
-    <w:p>
-      <w:pPr>
-        <w:pStyle w:val="ListeParagraf"/>
-        <w:spacing w:before="120" w:after="60"/>
-        <w:ind w:left="709" w:right="0"/>
-      </w:pPr>
-      <w:r>
-        <w:rPr>
-          <w:rFonts w:ascii="Calibri" w:hAnsi="Calibri" w:cs="Arial"/>
-          <w:b/>
-          <w:bCs/>
-          <w:sz w:val="24"/>
-          <w:szCs w:val="24"/>
-        </w:rPr>
-        <w:t xml:space="preserve">8. FEEDBACK AND MONITORING</w:t>
-      </w:r>
-    </w:p>
-    <w:p>
-      <w:pPr>
-        <w:pStyle w:val="ListeParagraf"/>
-        <w:spacing w:after="80"/>
-        <w:ind w:left="709" w:right="0"/>
-        <w:jc w:val="both"/>
-      </w:pPr>
-      <w:r>
-        <w:rPr>
-          <w:rFonts w:ascii="Calibri" w:hAnsi="Calibri" w:cs="Arial"/>
-          <w:sz w:val="24"/>
-          <w:szCs w:val="24"/>
-        </w:rPr>
-        <w:t xml:space="preserve">This procedure is reviewed every year by the Dyehouse Manager together with the Laboratory and Quality Assurance. Process data, customer feedback and environmental results are evaluated and the procedure is revised when necessary.</w:t>
-      </w:r>
-    </w:p>
-    <w:p>
-      <w:r>
-        <w:br w:type="page"/>
-      </w:r>
-    </w:p>
-    <w:p>
-      <w:pPr>
-        <w:pStyle w:val="ListeParagraf"/>
-        <w:bidi/>
-        <w:spacing w:before="120" w:after="60"/>
-        <w:ind w:left="0" w:right="709"/>
-      </w:pPr>
-      <w:r>
-        <w:rPr>
-          <w:rFonts w:ascii="Calibri" w:hAnsi="Calibri" w:cs="Arial"/>
-          <w:b/>
-          <w:bCs/>
-          <w:rtl/>
-          <w:sz w:val="24"/>
-          <w:szCs w:val="24"/>
-        </w:rPr>
-        <w:t xml:space="preserve">الغرض</w:t>
-      </w:r>
-    </w:p>
-    <w:p>
-      <w:pPr>
-        <w:pStyle w:val="ListeParagraf"/>
-        <w:bidi/>
-        <w:spacing w:after="80"/>
-        <w:ind w:left="0" w:right="709"/>
-        <w:jc w:val="both"/>
-      </w:pPr>
-      <w:r>
-        <w:rPr>
-          <w:rFonts w:ascii="Calibri" w:hAnsi="Calibri" w:cs="Arial"/>
-          <w:rtl/>
-          <w:sz w:val="24"/>
-          <w:szCs w:val="24"/>
-        </w:rPr>
-        <w:t xml:space="preserve">يحدد هذا الإجراء كيفية إعداد دفعات الصباغة والتجهيز ومعالجتها والتحكم فيها والإفراج عنها في شركة إيروغلو للتريكو (EMS)، بحيث تصل الأقمشة إلى درجة اللون والأبعاد والجودة المعتمدة من المرة الأولى، مع الاستخدام الآمن للمواد الكيميائية والاستخدام الفعّال للمياه والطاقة.</w:t>
-      </w:r>
-    </w:p>
-    <w:p>
-      <w:pPr>
-        <w:pStyle w:val="ListeParagraf"/>
-        <w:bidi/>
-        <w:spacing w:after="80"/>
-        <w:ind w:left="0" w:right="709"/>
-        <w:jc w:val="both"/>
-      </w:pPr>
-    </w:p>
-    <w:p>
-      <w:pPr>
-        <w:pStyle w:val="ListeParagraf"/>
-        <w:bidi/>
-        <w:spacing w:before="120" w:after="60"/>
-        <w:ind w:left="0" w:right="709"/>
-      </w:pPr>
-      <w:r>
-        <w:rPr>
-          <w:rFonts w:ascii="Calibri" w:hAnsi="Calibri" w:cs="Arial"/>
-          <w:b/>
-          <w:bCs/>
-          <w:rtl/>
-          <w:sz w:val="24"/>
-          <w:szCs w:val="24"/>
-        </w:rPr>
-        <w:t xml:space="preserve">النطاق</w:t>
-      </w:r>
-    </w:p>
-    <w:p>
-      <w:pPr>
-        <w:pStyle w:val="ListeParagraf"/>
-        <w:bidi/>
-        <w:spacing w:after="80"/>
-        <w:ind w:left="0" w:right="709"/>
-        <w:jc w:val="both"/>
-      </w:pPr>
-      <w:r>
-        <w:rPr>
-          <w:rFonts w:ascii="Calibri" w:hAnsi="Calibri" w:cs="Arial"/>
-          <w:rtl/>
-          <w:sz w:val="24"/>
-          <w:szCs w:val="24"/>
-        </w:rPr>
-        <w:t xml:space="preserve">يشمل هذا الإجراء جميع عمليات المعالجة المسبقة والصباغة والغسيل والعصر والتجفيف والكبس والرام وغيرها من عمليات تجهيز الأقمشة والملابس التريكو في EMS، بدءًا من استلام القماش الخام حتى الإفراج عن القماش المجهز إلى قسم القص.</w:t>
-      </w:r>
-    </w:p>
-    <w:p>
-      <w:pPr>
-        <w:pStyle w:val="ListeParagraf"/>
-        <w:bidi/>
-        <w:spacing w:after="80"/>
-        <w:ind w:left="0" w:right="709"/>
-        <w:jc w:val="both"/>
-      </w:pPr>
-    </w:p>
-    <w:p>
-      <w:pPr>
-        <w:pStyle w:val="ListeParagraf"/>
-        <w:bidi/>
-        <w:spacing w:before="120" w:after="60"/>
-        <w:ind w:left="0" w:right="709"/>
-      </w:pPr>
-      <w:r>
-        <w:rPr>
-          <w:rFonts w:ascii="Calibri" w:hAnsi="Calibri" w:cs="Arial"/>
-          <w:b/>
-          <w:bCs/>
-          <w:rtl/>
-          <w:sz w:val="24"/>
-          <w:szCs w:val="24"/>
-        </w:rPr>
-        <w:t xml:space="preserve">المسؤوليات</w:t>
-      </w:r>
-    </w:p>
-    <w:p>
-      <w:pPr>
-        <w:pStyle w:val="ListeParagraf"/>
-        <w:bidi/>
-        <w:spacing w:after="80"/>
-        <w:ind w:left="0" w:right="709"/>
-        <w:jc w:val="both"/>
-      </w:pPr>
-      <w:r>
-        <w:rPr>
-          <w:rFonts w:ascii="Calibri" w:hAnsi="Calibri" w:cs="Arial"/>
-          <w:rtl/>
-          <w:sz w:val="24"/>
-          <w:szCs w:val="24"/>
-        </w:rPr>
-        <w:t xml:space="preserve">• </w:t>
-      </w:r>
-      <w:r>
-        <w:rPr>
-          <w:rFonts w:ascii="Calibri" w:hAnsi="Calibri" w:cs="Arial"/>
-          <w:b/>
-          <w:bCs/>
-          <w:rtl/>
-          <w:sz w:val="24"/>
-          <w:szCs w:val="24"/>
-        </w:rPr>
-        <w:t xml:space="preserve">مدير المصبغة:</w:t>
-      </w:r>
-      <w:r>
-        <w:rPr>
-          <w:rFonts w:ascii="Calibri" w:hAnsi="Calibri" w:cs="Arial"/>
-          <w:rtl/>
-          <w:sz w:val="24"/>
-          <w:szCs w:val="24"/>
-        </w:rPr>
-        <w:t xml:space="preserve"> يخطط الدفعات ويضمن تشغيل العمليات وفق بطاقات التشغيل ويعتمد الإفراج عن الدفعات.</w:t>
-      </w:r>
-    </w:p>
-    <w:p>
-      <w:pPr>
-        <w:pStyle w:val="ListeParagraf"/>
-        <w:bidi/>
-        <w:spacing w:after="80"/>
-        <w:ind w:left="0" w:right="709"/>
-        <w:jc w:val="both"/>
-      </w:pPr>
-      <w:r>
-        <w:rPr>
-          <w:rFonts w:ascii="Calibri" w:hAnsi="Calibri" w:cs="Arial"/>
-          <w:rtl/>
-          <w:sz w:val="24"/>
-          <w:szCs w:val="24"/>
-        </w:rPr>
-        <w:t xml:space="preserve">• </w:t>
-      </w:r>
-      <w:r>
-        <w:rPr>
-          <w:rFonts w:ascii="Calibri" w:hAnsi="Calibri" w:cs="Arial"/>
-          <w:b/>
-          <w:bCs/>
-          <w:rtl/>
-          <w:sz w:val="24"/>
-          <w:szCs w:val="24"/>
-        </w:rPr>
-        <w:t xml:space="preserve">مشرفو الورديات ومشغلو الآلات:</w:t>
-      </w:r>
-      <w:r>
-        <w:rPr>
-          <w:rFonts w:ascii="Calibri" w:hAnsi="Calibri" w:cs="Arial"/>
-          <w:rtl/>
-          <w:sz w:val="24"/>
-          <w:szCs w:val="24"/>
-        </w:rPr>
-        <w:t xml:space="preserve"> يحملون الآلات ويتبعون الوصفة ومعايير العملية ويسجلون بيانات العملية.</w:t>
-      </w:r>
-    </w:p>
-    <w:p>
-      <w:pPr>
-        <w:pStyle w:val="ListeParagraf"/>
-        <w:bidi/>
-        <w:spacing w:after="80"/>
-        <w:ind w:left="0" w:right="709"/>
-        <w:jc w:val="both"/>
-      </w:pPr>
-      <w:r>
-        <w:rPr>
-          <w:rFonts w:ascii="Calibri" w:hAnsi="Calibri" w:cs="Arial"/>
-          <w:rtl/>
-          <w:sz w:val="24"/>
-          <w:szCs w:val="24"/>
-        </w:rPr>
-        <w:t xml:space="preserve">• </w:t>
-      </w:r>
-      <w:r>
-        <w:rPr>
-          <w:rFonts w:ascii="Calibri" w:hAnsi="Calibri" w:cs="Arial"/>
-          <w:b/>
-          <w:bCs/>
-          <w:rtl/>
-          <w:sz w:val="24"/>
-          <w:szCs w:val="24"/>
-        </w:rPr>
-        <w:t xml:space="preserve">مشغلو مطبخ الألوان / التوزيع:</w:t>
-      </w:r>
-      <w:r>
-        <w:rPr>
-          <w:rFonts w:ascii="Calibri" w:hAnsi="Calibri" w:cs="Arial"/>
-          <w:rtl/>
-          <w:sz w:val="24"/>
-          <w:szCs w:val="24"/>
-        </w:rPr>
-        <w:t xml:space="preserve"> يزنون الأصباغ والمواد الكيميائية ويوزعونها تمامًا وفق وصفة الدفعة.</w:t>
-      </w:r>
-    </w:p>
-    <w:p>
-      <w:pPr>
-        <w:pStyle w:val="ListeParagraf"/>
-        <w:bidi/>
-        <w:spacing w:after="80"/>
-        <w:ind w:left="0" w:right="709"/>
-        <w:jc w:val="both"/>
-      </w:pPr>
-      <w:r>
-        <w:rPr>
-          <w:rFonts w:ascii="Calibri" w:hAnsi="Calibri" w:cs="Arial"/>
-          <w:rtl/>
-          <w:sz w:val="24"/>
-          <w:szCs w:val="24"/>
-        </w:rPr>
-        <w:t xml:space="preserve">• </w:t>
-      </w:r>
-      <w:r>
-        <w:rPr>
-          <w:rFonts w:ascii="Calibri" w:hAnsi="Calibri" w:cs="Arial"/>
-          <w:b/>
-          <w:bCs/>
-          <w:rtl/>
-          <w:sz w:val="24"/>
-          <w:szCs w:val="24"/>
-        </w:rPr>
-        <w:t xml:space="preserve">المختبر وضمان الجودة:</w:t>
-      </w:r>
-      <w:r>
-        <w:rPr>
-          <w:rFonts w:ascii="Calibri" w:hAnsi="Calibri" w:cs="Arial"/>
-          <w:rtl/>
-          <w:sz w:val="24"/>
-          <w:szCs w:val="24"/>
-        </w:rPr>
-        <w:t xml:space="preserve"> يفحصون درجة اللون والثبات والوزن (GSM) والعرض والانكماش ويقررون التصحيحات.</w:t>
-      </w:r>
-    </w:p>
-    <w:p>
-      <w:pPr>
-        <w:pStyle w:val="ListeParagraf"/>
-        <w:bidi/>
-        <w:spacing w:after="80"/>
-        <w:ind w:left="0" w:right="709"/>
-        <w:jc w:val="both"/>
-      </w:pPr>
-      <w:r>
-        <w:rPr>
-          <w:rFonts w:ascii="Calibri" w:hAnsi="Calibri" w:cs="Arial"/>
-          <w:rtl/>
-          <w:sz w:val="24"/>
-          <w:szCs w:val="24"/>
-        </w:rPr>
-        <w:t xml:space="preserve">• </w:t>
-      </w:r>
-      <w:r>
-        <w:rPr>
-          <w:rFonts w:ascii="Calibri" w:hAnsi="Calibri" w:cs="Arial"/>
-          <w:b/>
-          <w:bCs/>
-          <w:rtl/>
-          <w:sz w:val="24"/>
-          <w:szCs w:val="24"/>
-        </w:rPr>
-        <w:t xml:space="preserve">مسؤولو السلامة والصحة المهنية والبيئة:</w:t>
-      </w:r>
-      <w:r>
-        <w:rPr>
-          <w:rFonts w:ascii="Calibri" w:hAnsi="Calibri" w:cs="Arial"/>
-          <w:rtl/>
-          <w:sz w:val="24"/>
-          <w:szCs w:val="24"/>
-        </w:rPr>
-        <w:t xml:space="preserve"> يتحققون من سلامة المواد الكيميائية واستخدام معدات الوقاية الشخصية ومعالجة مياه الصرف.</w:t>
-      </w:r>
-    </w:p>
-    <w:p>
-      <w:pPr>
-        <w:pStyle w:val="ListeParagraf"/>
-        <w:bidi/>
-        <w:spacing w:after="80"/>
-        <w:ind w:left="0" w:right="709"/>
-        <w:jc w:val="both"/>
-      </w:pPr>
-    </w:p>
-    <w:p>
-      <w:pPr>
-        <w:pStyle w:val="ListeParagraf"/>
-        <w:bidi/>
-        <w:spacing w:before="120" w:after="60"/>
-        <w:ind w:left="0" w:right="709"/>
-      </w:pPr>
-      <w:r>
-        <w:rPr>
-          <w:rFonts w:ascii="Calibri" w:hAnsi="Calibri" w:cs="Arial"/>
-          <w:b/>
-          <w:bCs/>
-          <w:rtl/>
-          <w:sz w:val="24"/>
-          <w:szCs w:val="24"/>
-        </w:rPr>
-        <w:t xml:space="preserve">التعريفات</w:t>
-      </w:r>
-    </w:p>
-    <w:p>
-      <w:pPr>
-        <w:pStyle w:val="ListeParagraf"/>
-        <w:bidi/>
-        <w:spacing w:after="80"/>
-        <w:ind w:left="0" w:right="709"/>
-        <w:jc w:val="both"/>
-      </w:pPr>
-      <w:r>
-        <w:rPr>
-          <w:rFonts w:ascii="Calibri" w:hAnsi="Calibri" w:cs="Arial"/>
-          <w:rtl/>
-          <w:sz w:val="24"/>
-          <w:szCs w:val="24"/>
-        </w:rPr>
-        <w:t xml:space="preserve">• </w:t>
-      </w:r>
-      <w:r>
-        <w:rPr>
-          <w:rFonts w:ascii="Calibri" w:hAnsi="Calibri" w:cs="Arial"/>
-          <w:b/>
-          <w:bCs/>
-          <w:rtl/>
-          <w:sz w:val="24"/>
-          <w:szCs w:val="24"/>
-        </w:rPr>
-        <w:t xml:space="preserve">الدفعة:</w:t>
-      </w:r>
-      <w:r>
-        <w:rPr>
-          <w:rFonts w:ascii="Calibri" w:hAnsi="Calibri" w:cs="Arial"/>
-          <w:rtl/>
-          <w:sz w:val="24"/>
-          <w:szCs w:val="24"/>
-        </w:rPr>
-        <w:t xml:space="preserve"> كمية القماش المصبوغة معًا في آلة واحدة بوصفة واحدة والمعرّفة برقم دفعة واحد.</w:t>
-      </w:r>
-    </w:p>
-    <w:p>
-      <w:pPr>
-        <w:pStyle w:val="ListeParagraf"/>
-        <w:bidi/>
-        <w:spacing w:after="80"/>
-        <w:ind w:left="0" w:right="709"/>
-        <w:jc w:val="both"/>
-      </w:pPr>
-      <w:r>
-        <w:rPr>
-          <w:rFonts w:ascii="Calibri" w:hAnsi="Calibri" w:cs="Arial"/>
-          <w:rtl/>
-          <w:sz w:val="24"/>
-          <w:szCs w:val="24"/>
-        </w:rPr>
-        <w:t xml:space="preserve">• </w:t>
-      </w:r>
-      <w:r>
-        <w:rPr>
-          <w:rFonts w:ascii="Calibri" w:hAnsi="Calibri" w:cs="Arial"/>
-          <w:b/>
-          <w:bCs/>
-          <w:rtl/>
-          <w:sz w:val="24"/>
-          <w:szCs w:val="24"/>
-        </w:rPr>
-        <w:t xml:space="preserve">بطاقة التشغيل:</w:t>
-      </w:r>
-      <w:r>
-        <w:rPr>
-          <w:rFonts w:ascii="Calibri" w:hAnsi="Calibri" w:cs="Arial"/>
-          <w:rtl/>
-          <w:sz w:val="24"/>
-          <w:szCs w:val="24"/>
-        </w:rPr>
-        <w:t xml:space="preserve"> البطاقة المرافقة لكل دفعة والتي توضح الطلبية والقماش والوصفة وبرنامج العملية والفحوصات.</w:t>
-      </w:r>
-    </w:p>
-    <w:p>
-      <w:pPr>
-        <w:pStyle w:val="ListeParagraf"/>
-        <w:bidi/>
-        <w:spacing w:after="80"/>
-        <w:ind w:left="0" w:right="709"/>
-        <w:jc w:val="both"/>
-      </w:pPr>
-      <w:r>
-        <w:rPr>
-          <w:rFonts w:ascii="Calibri" w:hAnsi="Calibri" w:cs="Arial"/>
-          <w:rtl/>
-          <w:sz w:val="24"/>
-          <w:szCs w:val="24"/>
-        </w:rPr>
-        <w:t xml:space="preserve">• </w:t>
-      </w:r>
-      <w:r>
-        <w:rPr>
-          <w:rFonts w:ascii="Calibri" w:hAnsi="Calibri" w:cs="Arial"/>
-          <w:b/>
-          <w:bCs/>
-          <w:rtl/>
-          <w:sz w:val="24"/>
-          <w:szCs w:val="24"/>
-        </w:rPr>
-        <w:t xml:space="preserve">الإضافة / إعادة الصباغة:</w:t>
-      </w:r>
-      <w:r>
-        <w:rPr>
-          <w:rFonts w:ascii="Calibri" w:hAnsi="Calibri" w:cs="Arial"/>
-          <w:rtl/>
-          <w:sz w:val="24"/>
-          <w:szCs w:val="24"/>
-        </w:rPr>
-        <w:t xml:space="preserve"> صبغة أو مواد كيميائية إضافية تُضاف، أو عملية تُكرر، لتصحيح دفعة غير مطابقة لدرجة اللون.</w:t>
-      </w:r>
-    </w:p>
-    <w:p>
-      <w:pPr>
-        <w:pStyle w:val="ListeParagraf"/>
-        <w:bidi/>
-        <w:spacing w:after="80"/>
-        <w:ind w:left="0" w:right="709"/>
-        <w:jc w:val="both"/>
-      </w:pPr>
-      <w:r>
-        <w:rPr>
-          <w:rFonts w:ascii="Calibri" w:hAnsi="Calibri" w:cs="Arial"/>
-          <w:rtl/>
-          <w:sz w:val="24"/>
-          <w:szCs w:val="24"/>
-        </w:rPr>
-        <w:t xml:space="preserve">• </w:t>
-      </w:r>
-      <w:r>
-        <w:rPr>
-          <w:rFonts w:ascii="Calibri" w:hAnsi="Calibri" w:cs="Arial"/>
-          <w:b/>
-          <w:bCs/>
-          <w:rtl/>
-          <w:sz w:val="24"/>
-          <w:szCs w:val="24"/>
-        </w:rPr>
-        <w:t xml:space="preserve">نسبة الحمام:</w:t>
-      </w:r>
-      <w:r>
-        <w:rPr>
-          <w:rFonts w:ascii="Calibri" w:hAnsi="Calibri" w:cs="Arial"/>
-          <w:rtl/>
-          <w:sz w:val="24"/>
-          <w:szCs w:val="24"/>
-        </w:rPr>
-        <w:t xml:space="preserve"> النسبة بين وزن القماش وحجم المياه في آلة الصباغة.</w:t>
-      </w:r>
-    </w:p>
-    <w:p>
-      <w:pPr>
-        <w:pStyle w:val="ListeParagraf"/>
-        <w:bidi/>
-        <w:spacing w:after="80"/>
-        <w:ind w:left="0" w:right="709"/>
-        <w:jc w:val="both"/>
-      </w:pPr>
-    </w:p>
-    <w:p>
-      <w:pPr>
-        <w:pStyle w:val="ListeParagraf"/>
-        <w:bidi/>
-        <w:spacing w:before="120" w:after="60"/>
-        <w:ind w:left="0" w:right="709"/>
-      </w:pPr>
-      <w:r>
-        <w:rPr>
-          <w:rFonts w:ascii="Calibri" w:hAnsi="Calibri" w:cs="Arial"/>
-          <w:b/>
-          <w:bCs/>
-          <w:rtl/>
-          <w:sz w:val="24"/>
-          <w:szCs w:val="24"/>
-        </w:rPr>
-        <w:t xml:space="preserve">العمليات الرئيسية والفرعية</w:t>
-      </w:r>
-    </w:p>
-    <w:p>
-      <w:pPr>
-        <w:pStyle w:val="ListeParagraf"/>
-        <w:bidi/>
-        <w:spacing w:before="120" w:after="60"/>
-        <w:ind w:left="0" w:right="709"/>
-      </w:pPr>
-      <w:r>
-        <w:rPr>
-          <w:rFonts w:ascii="Calibri" w:hAnsi="Calibri" w:cs="Arial"/>
-          <w:b/>
-          <w:bCs/>
-          <w:rtl/>
-          <w:sz w:val="24"/>
-          <w:szCs w:val="24"/>
-        </w:rPr>
-        <w:t xml:space="preserve">1. استلام القماش الخام وإعداد الدفعات</w:t>
-      </w:r>
-    </w:p>
-    <w:p>
-      <w:pPr>
-        <w:pStyle w:val="ListeParagraf"/>
-        <w:bidi/>
-        <w:spacing w:after="80"/>
-        <w:ind w:left="0" w:right="709"/>
-        <w:jc w:val="both"/>
-      </w:pPr>
-      <w:r>
-        <w:rPr>
-          <w:rFonts w:ascii="Calibri" w:hAnsi="Calibri" w:cs="Arial"/>
-          <w:rtl/>
-          <w:sz w:val="24"/>
-          <w:szCs w:val="24"/>
-        </w:rPr>
-        <w:t xml:space="preserve">1.1. يُستلم القماش الخام من قسم التريكو مع ملصقات الأثواب، وتُفحص الكمية وأرقام الأثواب مقارنة بالطلبية.</w:t>
-      </w:r>
-    </w:p>
-    <w:p>
-      <w:pPr>
-        <w:pStyle w:val="ListeParagraf"/>
-        <w:bidi/>
-        <w:spacing w:after="80"/>
-        <w:ind w:left="0" w:right="709"/>
-        <w:jc w:val="both"/>
-      </w:pPr>
-      <w:r>
-        <w:rPr>
-          <w:rFonts w:ascii="Calibri" w:hAnsi="Calibri" w:cs="Arial"/>
-          <w:rtl/>
-          <w:sz w:val="24"/>
-          <w:szCs w:val="24"/>
-        </w:rPr>
-        <w:t xml:space="preserve">1.2. تُشكل الدفعات وفق سعة الآلة ونوع القماش واللون، وتُعطى كل دفعة رقمًا وبطاقة تشغيل.</w:t>
-      </w:r>
-    </w:p>
-    <w:p>
-      <w:pPr>
-        <w:pStyle w:val="ListeParagraf"/>
-        <w:bidi/>
-        <w:spacing w:after="80"/>
-        <w:ind w:left="0" w:right="709"/>
-        <w:jc w:val="both"/>
-      </w:pPr>
-      <w:r>
-        <w:rPr>
-          <w:rFonts w:ascii="Calibri" w:hAnsi="Calibri" w:cs="Arial"/>
-          <w:rtl/>
-          <w:sz w:val="24"/>
-          <w:szCs w:val="24"/>
-        </w:rPr>
-        <w:t xml:space="preserve">1.3. تُحفظ أقمشة GRS/RCS وOCS منفصلة ومعرّفة لحماية التتبع (EMS.GR.PRO.14.01.).</w:t>
-      </w:r>
-    </w:p>
-    <w:p>
-      <w:pPr>
-        <w:pStyle w:val="ListeParagraf"/>
-        <w:bidi/>
-        <w:spacing w:after="80"/>
-        <w:ind w:left="0" w:right="709"/>
-        <w:jc w:val="both"/>
-      </w:pPr>
-    </w:p>
-    <w:p>
-      <w:pPr>
-        <w:pStyle w:val="ListeParagraf"/>
-        <w:bidi/>
-        <w:spacing w:before="120" w:after="60"/>
-        <w:ind w:left="0" w:right="709"/>
-      </w:pPr>
-      <w:r>
-        <w:rPr>
-          <w:rFonts w:ascii="Calibri" w:hAnsi="Calibri" w:cs="Arial"/>
-          <w:b/>
-          <w:bCs/>
-          <w:rtl/>
-          <w:sz w:val="24"/>
-          <w:szCs w:val="24"/>
-        </w:rPr>
-        <w:t xml:space="preserve">2. التوزيع وسلامة المواد الكيميائية</w:t>
-      </w:r>
-    </w:p>
-    <w:p>
-      <w:pPr>
-        <w:pStyle w:val="ListeParagraf"/>
-        <w:bidi/>
-        <w:spacing w:after="80"/>
-        <w:ind w:left="0" w:right="709"/>
-        <w:jc w:val="both"/>
-      </w:pPr>
-      <w:r>
-        <w:rPr>
-          <w:rFonts w:ascii="Calibri" w:hAnsi="Calibri" w:cs="Arial"/>
-          <w:rtl/>
-          <w:sz w:val="24"/>
-          <w:szCs w:val="24"/>
-        </w:rPr>
-        <w:t xml:space="preserve">2.1. لا تُؤخذ الأصباغ والمواد الكيميائية إلا من قائمة جرد المواد الكيميائية المعتمدة، وتُوزن أو تُوزع وفق الوصفة الكمية، وتُسجل الأوزان.</w:t>
-      </w:r>
-    </w:p>
-    <w:p>
-      <w:pPr>
-        <w:pStyle w:val="ListeParagraf"/>
-        <w:bidi/>
-        <w:spacing w:after="80"/>
-        <w:ind w:left="0" w:right="709"/>
-        <w:jc w:val="both"/>
-      </w:pPr>
-      <w:r>
-        <w:rPr>
-          <w:rFonts w:ascii="Calibri" w:hAnsi="Calibri" w:cs="Arial"/>
-          <w:rtl/>
-          <w:sz w:val="24"/>
-          <w:szCs w:val="24"/>
-        </w:rPr>
-        <w:t xml:space="preserve">2.2. يستخدم المشغلون معدات الوقاية الشخصية المطلوبة في صحائف بيانات السلامة، ويتبع تداول المواد الكيميائية إجراء تخزين وتداول المواد الكيميائية والإجراء EMS.QA.PRO.02.02.</w:t>
-      </w:r>
-    </w:p>
-    <w:p>
-      <w:pPr>
-        <w:pStyle w:val="ListeParagraf"/>
-        <w:bidi/>
-        <w:spacing w:after="80"/>
-        <w:ind w:left="0" w:right="709"/>
-        <w:jc w:val="both"/>
-      </w:pPr>
-      <w:r>
-        <w:rPr>
-          <w:rFonts w:ascii="Calibri" w:hAnsi="Calibri" w:cs="Arial"/>
-          <w:rtl/>
-          <w:sz w:val="24"/>
-          <w:szCs w:val="24"/>
-        </w:rPr>
-        <w:t xml:space="preserve">2.3. تُعالج الانسكابات فورًا وفق خطة الاستجابة لانسكاب المواد الكيميائية (SERP).</w:t>
-      </w:r>
-    </w:p>
-    <w:p>
-      <w:pPr>
-        <w:pStyle w:val="ListeParagraf"/>
-        <w:bidi/>
-        <w:spacing w:after="80"/>
-        <w:ind w:left="0" w:right="709"/>
-        <w:jc w:val="both"/>
-      </w:pPr>
-    </w:p>
-    <w:p>
-      <w:pPr>
-        <w:pStyle w:val="ListeParagraf"/>
-        <w:bidi/>
-        <w:spacing w:before="120" w:after="60"/>
-        <w:ind w:left="0" w:right="709"/>
-      </w:pPr>
-      <w:r>
-        <w:rPr>
-          <w:rFonts w:ascii="Calibri" w:hAnsi="Calibri" w:cs="Arial"/>
-          <w:b/>
-          <w:bCs/>
-          <w:rtl/>
-          <w:sz w:val="24"/>
-          <w:szCs w:val="24"/>
-        </w:rPr>
-        <w:t xml:space="preserve">3. عملية الصباغة</w:t>
-      </w:r>
-    </w:p>
-    <w:p>
-      <w:pPr>
-        <w:pStyle w:val="ListeParagraf"/>
-        <w:bidi/>
-        <w:spacing w:after="80"/>
-        <w:ind w:left="0" w:right="709"/>
-        <w:jc w:val="both"/>
-      </w:pPr>
-      <w:r>
-        <w:rPr>
-          <w:rFonts w:ascii="Calibri" w:hAnsi="Calibri" w:cs="Arial"/>
-          <w:rtl/>
-          <w:sz w:val="24"/>
-          <w:szCs w:val="24"/>
-        </w:rPr>
-        <w:t xml:space="preserve">3.1. يحمّل المشغل الآلة ويتحقق من نسبة الحمام ويشغل البرنامج المحدد في بطاقة التشغيل (درجة الحرارة ومعدل التسخين والزمن والأس الهيدروجيني pH).</w:t>
-      </w:r>
-    </w:p>
-    <w:p>
-      <w:pPr>
-        <w:pStyle w:val="ListeParagraf"/>
-        <w:bidi/>
-        <w:spacing w:after="80"/>
-        <w:ind w:left="0" w:right="709"/>
-        <w:jc w:val="both"/>
-      </w:pPr>
-      <w:r>
-        <w:rPr>
-          <w:rFonts w:ascii="Calibri" w:hAnsi="Calibri" w:cs="Arial"/>
-          <w:rtl/>
-          <w:sz w:val="24"/>
-          <w:szCs w:val="24"/>
-        </w:rPr>
-        <w:t xml:space="preserve">3.2. تُسجل معايير العملية آليًا أو من قبل المشغل، ويُبلغ المشرف عن أي انحرافات.</w:t>
-      </w:r>
-    </w:p>
-    <w:p>
-      <w:pPr>
-        <w:pStyle w:val="ListeParagraf"/>
-        <w:bidi/>
-        <w:spacing w:after="80"/>
-        <w:ind w:left="0" w:right="709"/>
-        <w:jc w:val="both"/>
-      </w:pPr>
-      <w:r>
-        <w:rPr>
-          <w:rFonts w:ascii="Calibri" w:hAnsi="Calibri" w:cs="Arial"/>
-          <w:rtl/>
-          <w:sz w:val="24"/>
-          <w:szCs w:val="24"/>
-        </w:rPr>
-        <w:t xml:space="preserve">3.3. قبل التفريغ تُؤخذ عينة لدرجة اللون ويفحصها المختبر مقارنة بالعينة المعملية المعتمدة باستخدام المطياف الضوئي وفي كابينة الإضاءة.</w:t>
-      </w:r>
-    </w:p>
-    <w:p>
-      <w:pPr>
-        <w:pStyle w:val="ListeParagraf"/>
-        <w:bidi/>
-        <w:spacing w:after="80"/>
-        <w:ind w:left="0" w:right="709"/>
-        <w:jc w:val="both"/>
-      </w:pPr>
-      <w:r>
-        <w:rPr>
-          <w:rFonts w:ascii="Calibri" w:hAnsi="Calibri" w:cs="Arial"/>
-          <w:rtl/>
-          <w:sz w:val="24"/>
-          <w:szCs w:val="24"/>
-        </w:rPr>
-        <w:t xml:space="preserve">3.4. إذا كانت الدفعة خارج درجة اللون، فإن المختبر وحده يقرر الإضافات أو إعادة الصباغة أو تقشير اللون، وتُسجل جميع التصحيحات.</w:t>
-      </w:r>
-    </w:p>
-    <w:p>
-      <w:pPr>
-        <w:pStyle w:val="ListeParagraf"/>
-        <w:bidi/>
-        <w:spacing w:after="80"/>
-        <w:ind w:left="0" w:right="709"/>
-        <w:jc w:val="both"/>
-      </w:pPr>
-    </w:p>
-    <w:p>
-      <w:pPr>
-        <w:pStyle w:val="ListeParagraf"/>
-        <w:bidi/>
-        <w:spacing w:before="120" w:after="60"/>
-        <w:ind w:left="0" w:right="709"/>
-      </w:pPr>
-      <w:r>
-        <w:rPr>
-          <w:rFonts w:ascii="Calibri" w:hAnsi="Calibri" w:cs="Arial"/>
-          <w:b/>
-          <w:bCs/>
-          <w:rtl/>
-          <w:sz w:val="24"/>
-          <w:szCs w:val="24"/>
-        </w:rPr>
-        <w:t xml:space="preserve">4. عملية التجهيز</w:t>
-      </w:r>
-    </w:p>
-    <w:p>
-      <w:pPr>
-        <w:pStyle w:val="ListeParagraf"/>
-        <w:bidi/>
-        <w:spacing w:after="80"/>
-        <w:ind w:left="0" w:right="709"/>
-        <w:jc w:val="both"/>
-      </w:pPr>
-      <w:r>
-        <w:rPr>
-          <w:rFonts w:ascii="Calibri" w:hAnsi="Calibri" w:cs="Arial"/>
-          <w:rtl/>
-          <w:sz w:val="24"/>
-          <w:szCs w:val="24"/>
-        </w:rPr>
-        <w:t xml:space="preserve">4.1. بعد الصباغة تُعصر الأقمشة وتُفتح وتُجفف وتُجهز على الرام أو الكباس وفق بطاقة التجهيز (درجة الحرارة والسرعة والتغذية الزائدة والعرض والتجهيز الكيميائي).</w:t>
-      </w:r>
-    </w:p>
-    <w:p>
-      <w:pPr>
-        <w:pStyle w:val="ListeParagraf"/>
-        <w:bidi/>
-        <w:spacing w:after="80"/>
-        <w:ind w:left="0" w:right="709"/>
-        <w:jc w:val="both"/>
-      </w:pPr>
-      <w:r>
-        <w:rPr>
-          <w:rFonts w:ascii="Calibri" w:hAnsi="Calibri" w:cs="Arial"/>
-          <w:rtl/>
-          <w:sz w:val="24"/>
-          <w:szCs w:val="24"/>
-        </w:rPr>
-        <w:t xml:space="preserve">4.2. يُفحص الوزن (GSM) والعرض والانكماش والالتواء وملمس القماش عند بدء كل دفعة وأثناء التشغيل.</w:t>
-      </w:r>
-    </w:p>
-    <w:p>
-      <w:pPr>
-        <w:pStyle w:val="ListeParagraf"/>
-        <w:bidi/>
-        <w:spacing w:after="80"/>
-        <w:ind w:left="0" w:right="709"/>
-        <w:jc w:val="both"/>
-      </w:pPr>
-      <w:r>
-        <w:rPr>
-          <w:rFonts w:ascii="Calibri" w:hAnsi="Calibri" w:cs="Arial"/>
-          <w:rtl/>
-          <w:sz w:val="24"/>
-          <w:szCs w:val="24"/>
-        </w:rPr>
-        <w:t xml:space="preserve">4.3. يُتحكم في عوادم الرام والوبر والحرارة وفق إجراءات البيئة وإدارة الوبر.</w:t>
-      </w:r>
-    </w:p>
-    <w:p>
-      <w:pPr>
-        <w:pStyle w:val="ListeParagraf"/>
-        <w:bidi/>
-        <w:spacing w:after="80"/>
-        <w:ind w:left="0" w:right="709"/>
-        <w:jc w:val="both"/>
-      </w:pPr>
-    </w:p>
-    <w:p>
-      <w:pPr>
-        <w:pStyle w:val="ListeParagraf"/>
-        <w:bidi/>
-        <w:spacing w:before="120" w:after="60"/>
-        <w:ind w:left="0" w:right="709"/>
-      </w:pPr>
-      <w:r>
-        <w:rPr>
-          <w:rFonts w:ascii="Calibri" w:hAnsi="Calibri" w:cs="Arial"/>
-          <w:b/>
-          <w:bCs/>
-          <w:rtl/>
-          <w:sz w:val="24"/>
-          <w:szCs w:val="24"/>
-        </w:rPr>
-        <w:t xml:space="preserve">5. الفحص النهائي والإفراج</w:t>
-      </w:r>
-    </w:p>
-    <w:p>
-      <w:pPr>
-        <w:pStyle w:val="ListeParagraf"/>
-        <w:bidi/>
-        <w:spacing w:after="80"/>
-        <w:ind w:left="0" w:right="709"/>
-        <w:jc w:val="both"/>
-      </w:pPr>
-      <w:r>
-        <w:rPr>
-          <w:rFonts w:ascii="Calibri" w:hAnsi="Calibri" w:cs="Arial"/>
-          <w:rtl/>
-          <w:sz w:val="24"/>
-          <w:szCs w:val="24"/>
-        </w:rPr>
-        <w:t xml:space="preserve">5.1. يُفحص القماش المجهز من حيث درجة اللون واختلاف اللون داخل الدفعة والخواص الفيزيائية وعيوب القماش، وتُجرى اختبارات الثبات حسب المطلوب.</w:t>
-      </w:r>
-    </w:p>
-    <w:p>
-      <w:pPr>
-        <w:pStyle w:val="ListeParagraf"/>
-        <w:bidi/>
-        <w:spacing w:after="80"/>
-        <w:ind w:left="0" w:right="709"/>
-        <w:jc w:val="both"/>
-      </w:pPr>
-      <w:r>
-        <w:rPr>
-          <w:rFonts w:ascii="Calibri" w:hAnsi="Calibri" w:cs="Arial"/>
-          <w:rtl/>
-          <w:sz w:val="24"/>
-          <w:szCs w:val="24"/>
-        </w:rPr>
-        <w:t xml:space="preserve">5.2. تُوسم الدفعات المقبولة ويُفرج عنها إلى قسم القص مع تقرير درجة اللون، أما الدفعات المرفوضة فتُوقف وتُعامل كمنتج غير مطابق (EMS.QA.PRO.02.06.).</w:t>
-      </w:r>
-    </w:p>
-    <w:p>
-      <w:pPr>
-        <w:pStyle w:val="ListeParagraf"/>
-        <w:bidi/>
-        <w:spacing w:after="80"/>
-        <w:ind w:left="0" w:right="709"/>
-        <w:jc w:val="both"/>
-      </w:pPr>
-    </w:p>
-    <w:p>
-      <w:pPr>
-        <w:pStyle w:val="ListeParagraf"/>
-        <w:bidi/>
-        <w:spacing w:before="120" w:after="60"/>
-        <w:ind w:left="0" w:right="709"/>
-      </w:pPr>
-      <w:r>
-        <w:rPr>
-          <w:rFonts w:ascii="Calibri" w:hAnsi="Calibri" w:cs="Arial"/>
-          <w:b/>
-          <w:bCs/>
-          <w:rtl/>
-          <w:sz w:val="24"/>
-          <w:szCs w:val="24"/>
-        </w:rPr>
-        <w:t xml:space="preserve">6. المتابعة والأداء</w:t>
-      </w:r>
-    </w:p>
-    <w:p>
-      <w:pPr>
-        <w:pStyle w:val="ListeParagraf"/>
-        <w:bidi/>
-        <w:spacing w:after="80"/>
-        <w:ind w:left="0" w:right="709"/>
-        <w:jc w:val="both"/>
-      </w:pPr>
-      <w:r>
-        <w:rPr>
-          <w:rFonts w:ascii="Calibri" w:hAnsi="Calibri" w:cs="Arial"/>
-          <w:rtl/>
-          <w:sz w:val="24"/>
-          <w:szCs w:val="24"/>
-        </w:rPr>
-        <w:t xml:space="preserve">6.1. يتابع مدير المصبغة المؤشرات التالية شهريًا ويعرضها في مراجعة الإدارة:</w:t>
+        <w:t xml:space="preserve">EMS.QA.FRM.07.09. Stenter Production Follow-Up Form and EMS.QA.FRM.07.07. Drying Production Follow-Up Form</w:t>
       </w:r>
     </w:p>
     <w:p>
@@ -2079,18 +1544,16 @@
           <w:ilvl w:val="0"/>
           <w:numId w:val="1"/>
         </w:numPr>
-        <w:bidi/>
         <w:spacing w:after="60"/>
         <w:jc w:val="both"/>
       </w:pPr>
       <w:r>
         <w:rPr>
           <w:rFonts w:ascii="Calibri" w:hAnsi="Calibri" w:cs="Arial"/>
-          <w:rtl/>
-          <w:sz w:val="24"/>
-          <w:szCs w:val="24"/>
-        </w:rPr>
-        <w:t xml:space="preserve">نسبة الصحيح من المرة الأولى ونسبة إعادة الصباغة (%)،</w:t>
+          <w:sz w:val="24"/>
+          <w:szCs w:val="24"/>
+        </w:rPr>
+        <w:t xml:space="preserve">EMS.QA.FRM.07.01. / 07.15. Compacting Forms and other finishing production forms (07.02, 07.03, 07.10, 07.13)</w:t>
       </w:r>
     </w:p>
     <w:p>
@@ -2100,18 +1563,16 @@
           <w:ilvl w:val="0"/>
           <w:numId w:val="1"/>
         </w:numPr>
-        <w:bidi/>
         <w:spacing w:after="60"/>
         <w:jc w:val="both"/>
       </w:pPr>
       <w:r>
         <w:rPr>
           <w:rFonts w:ascii="Calibri" w:hAnsi="Calibri" w:cs="Arial"/>
-          <w:rtl/>
-          <w:sz w:val="24"/>
-          <w:szCs w:val="24"/>
-        </w:rPr>
-        <w:t xml:space="preserve">استهلاك المياه والبخار والكهرباء والمواد الكيميائية لكل كيلوغرام من القماش،</w:t>
+          <w:sz w:val="24"/>
+          <w:szCs w:val="24"/>
+        </w:rPr>
+        <w:t xml:space="preserve">EMS.QA.FRM.07.04. Fixing Shrinkage Form</w:t>
       </w:r>
     </w:p>
     <w:p>
@@ -2121,46 +1582,16 @@
           <w:ilvl w:val="0"/>
           <w:numId w:val="1"/>
         </w:numPr>
-        <w:bidi/>
         <w:spacing w:after="60"/>
         <w:jc w:val="both"/>
       </w:pPr>
       <w:r>
         <w:rPr>
           <w:rFonts w:ascii="Calibri" w:hAnsi="Calibri" w:cs="Arial"/>
-          <w:rtl/>
-          <w:sz w:val="24"/>
-          <w:szCs w:val="24"/>
-        </w:rPr>
-        <w:t xml:space="preserve">نتائج اختبارات مياه الصرف مقارنة بحدود ZDHC ونسبة رفض الأقمشة (%).</w:t>
-      </w:r>
-    </w:p>
-    <w:p>
-      <w:pPr>
-        <w:pStyle w:val="ListeParagraf"/>
-        <w:bidi/>
-        <w:spacing w:after="80"/>
-        <w:ind w:left="0" w:right="709"/>
-        <w:jc w:val="both"/>
-      </w:pPr>
-    </w:p>
-    <w:p>
-      <w:pPr>
-        <w:pStyle w:val="ListeParagraf"/>
-        <w:bidi/>
-        <w:spacing w:before="120" w:after="60"/>
-        <w:ind w:left="0" w:right="709"/>
-      </w:pPr>
-      <w:r>
-        <w:rPr>
-          <w:rFonts w:ascii="Calibri" w:hAnsi="Calibri" w:cs="Arial"/>
-          <w:b/>
-          <w:bCs/>
-          <w:rtl/>
-          <w:sz w:val="24"/>
-          <w:szCs w:val="24"/>
-        </w:rPr>
-        <w:t xml:space="preserve">7. الوثائق والسجلات ذات الصلة</w:t>
+          <w:sz w:val="24"/>
+          <w:szCs w:val="24"/>
+        </w:rPr>
+        <w:t xml:space="preserve">EMS.QA.FRM.07.06. Quality Control Production Form and EMS.QA.FRM.07.11. Test Report</w:t>
       </w:r>
     </w:p>
     <w:p>
@@ -2170,18 +1601,16 @@
           <w:ilvl w:val="0"/>
           <w:numId w:val="1"/>
         </w:numPr>
-        <w:bidi/>
         <w:spacing w:after="60"/>
         <w:jc w:val="both"/>
       </w:pPr>
       <w:r>
         <w:rPr>
           <w:rFonts w:ascii="Calibri" w:hAnsi="Calibri" w:cs="Arial"/>
-          <w:rtl/>
-          <w:sz w:val="24"/>
-          <w:szCs w:val="24"/>
-        </w:rPr>
-        <w:t xml:space="preserve">بطاقات التشغيل وبطاقات الوصفات الكمية</w:t>
+          <w:sz w:val="24"/>
+          <w:szCs w:val="24"/>
+        </w:rPr>
+        <w:t xml:space="preserve">Finished Fabric Inspection and Test Reports</w:t>
       </w:r>
     </w:p>
     <w:p>
@@ -2191,18 +1620,16 @@
           <w:ilvl w:val="0"/>
           <w:numId w:val="1"/>
         </w:numPr>
-        <w:bidi/>
         <w:spacing w:after="60"/>
         <w:jc w:val="both"/>
       </w:pPr>
       <w:r>
         <w:rPr>
           <w:rFonts w:ascii="Calibri" w:hAnsi="Calibri" w:cs="Arial"/>
-          <w:rtl/>
-          <w:sz w:val="24"/>
-          <w:szCs w:val="24"/>
-        </w:rPr>
-        <w:t xml:space="preserve">سجلات التوزيع واستهلاك المواد الكيميائية</w:t>
+          <w:sz w:val="24"/>
+          <w:szCs w:val="24"/>
+        </w:rPr>
+        <w:t xml:space="preserve">Wastewater Test Reports</w:t>
       </w:r>
     </w:p>
     <w:p>
@@ -2212,18 +1639,16 @@
           <w:ilvl w:val="0"/>
           <w:numId w:val="1"/>
         </w:numPr>
-        <w:bidi/>
         <w:spacing w:after="60"/>
         <w:jc w:val="both"/>
       </w:pPr>
       <w:r>
         <w:rPr>
           <w:rFonts w:ascii="Calibri" w:hAnsi="Calibri" w:cs="Arial"/>
-          <w:rtl/>
-          <w:sz w:val="24"/>
-          <w:szCs w:val="24"/>
-        </w:rPr>
-        <w:t xml:space="preserve">بيانات تشغيل الآلات وتقارير درجات اللون</w:t>
+          <w:sz w:val="24"/>
+          <w:szCs w:val="24"/>
+        </w:rPr>
+        <w:t xml:space="preserve">EMS.BY.PRO.06.01. Recipe Preparation and Lab Dip Approval Procedure</w:t>
       </w:r>
     </w:p>
     <w:p>
@@ -2233,18 +1658,16 @@
           <w:ilvl w:val="0"/>
           <w:numId w:val="1"/>
         </w:numPr>
-        <w:bidi/>
         <w:spacing w:after="60"/>
         <w:jc w:val="both"/>
       </w:pPr>
       <w:r>
         <w:rPr>
           <w:rFonts w:ascii="Calibri" w:hAnsi="Calibri" w:cs="Arial"/>
-          <w:rtl/>
-          <w:sz w:val="24"/>
-          <w:szCs w:val="24"/>
-        </w:rPr>
-        <w:t xml:space="preserve">تقارير فحص واختبار القماش المجهز</w:t>
+          <w:sz w:val="24"/>
+          <w:szCs w:val="24"/>
+        </w:rPr>
+        <w:t xml:space="preserve">EMS.BY.PRO.06.03. Reprocessing and Rework Control Procedure</w:t>
       </w:r>
     </w:p>
     <w:p>
@@ -2254,18 +1677,16 @@
           <w:ilvl w:val="0"/>
           <w:numId w:val="1"/>
         </w:numPr>
-        <w:bidi/>
         <w:spacing w:after="60"/>
         <w:jc w:val="both"/>
       </w:pPr>
       <w:r>
         <w:rPr>
           <w:rFonts w:ascii="Calibri" w:hAnsi="Calibri" w:cs="Arial"/>
-          <w:rtl/>
-          <w:sz w:val="24"/>
-          <w:szCs w:val="24"/>
-        </w:rPr>
-        <w:t xml:space="preserve">تقارير اختبار مياه الصرف</w:t>
+          <w:sz w:val="24"/>
+          <w:szCs w:val="24"/>
+        </w:rPr>
+        <w:t xml:space="preserve">EMS.BY.TL.06.01. Dyeing Machine Operation Instruction and EMS.BY.TL.06.02. Stenter and Compactor Operation Instruction</w:t>
       </w:r>
     </w:p>
     <w:p>
@@ -2275,18 +1696,16 @@
           <w:ilvl w:val="0"/>
           <w:numId w:val="1"/>
         </w:numPr>
-        <w:bidi/>
         <w:spacing w:after="60"/>
         <w:jc w:val="both"/>
       </w:pPr>
       <w:r>
         <w:rPr>
           <w:rFonts w:ascii="Calibri" w:hAnsi="Calibri" w:cs="Arial"/>
-          <w:rtl/>
-          <w:sz w:val="24"/>
-          <w:szCs w:val="24"/>
-        </w:rPr>
-        <w:t xml:space="preserve">EMS.BY.PRO.06.01. إجراء إعداد الوصفات واعتماد عينات الصبغة المعملية</w:t>
+          <w:sz w:val="24"/>
+          <w:szCs w:val="24"/>
+        </w:rPr>
+        <w:t xml:space="preserve">EMS.BY.TL.06.04. Batch Preparation and Fabric Loading Instruction</w:t>
       </w:r>
     </w:p>
     <w:p>
@@ -2296,28 +1715,158 @@
           <w:ilvl w:val="0"/>
           <w:numId w:val="1"/>
         </w:numPr>
-        <w:bidi/>
         <w:spacing w:after="60"/>
         <w:jc w:val="both"/>
       </w:pPr>
       <w:r>
         <w:rPr>
           <w:rFonts w:ascii="Calibri" w:hAnsi="Calibri" w:cs="Arial"/>
-          <w:rtl/>
-          <w:sz w:val="24"/>
-          <w:szCs w:val="24"/>
-        </w:rPr>
-        <w:t xml:space="preserve">EMS.QA.PRO.02.02. إجراء التواصل بشأن مخاطر المواد الكيميائية</w:t>
-      </w:r>
-    </w:p>
-    <w:p>
-      <w:pPr>
-        <w:pStyle w:val="ListeParagraf"/>
-        <w:bidi/>
-        <w:spacing w:after="80"/>
-        <w:ind w:left="0" w:right="709"/>
-        <w:jc w:val="both"/>
-      </w:pPr>
+          <w:sz w:val="24"/>
+          <w:szCs w:val="24"/>
+        </w:rPr>
+        <w:t xml:space="preserve">EMS.KM.PRO.20.05. Chemical Storage and Handling Procedure</w:t>
+      </w:r>
+    </w:p>
+    <w:p>
+      <w:pPr>
+        <w:pStyle w:val="ListeParagraf"/>
+        <w:numPr>
+          <w:ilvl w:val="0"/>
+          <w:numId w:val="1"/>
+        </w:numPr>
+        <w:spacing w:after="60"/>
+        <w:jc w:val="both"/>
+      </w:pPr>
+      <w:r>
+        <w:rPr>
+          <w:rFonts w:ascii="Calibri" w:hAnsi="Calibri" w:cs="Arial"/>
+          <w:sz w:val="24"/>
+          <w:szCs w:val="24"/>
+        </w:rPr>
+        <w:t xml:space="preserve">EMS.KM.PRO.20.07. Chemical Spill and Emergency Response Plan (SERP)</w:t>
+      </w:r>
+    </w:p>
+    <w:p>
+      <w:pPr>
+        <w:pStyle w:val="ListeParagraf"/>
+        <w:numPr>
+          <w:ilvl w:val="0"/>
+          <w:numId w:val="1"/>
+        </w:numPr>
+        <w:spacing w:after="60"/>
+        <w:jc w:val="both"/>
+      </w:pPr>
+      <w:r>
+        <w:rPr>
+          <w:rFonts w:ascii="Calibri" w:hAnsi="Calibri" w:cs="Arial"/>
+          <w:sz w:val="24"/>
+          <w:szCs w:val="24"/>
+        </w:rPr>
+        <w:t xml:space="preserve">EMS.KS.PRO.22.02. Nonconforming Product Control Procedure</w:t>
+      </w:r>
+    </w:p>
+    <w:p>
+      <w:pPr>
+        <w:pStyle w:val="ListeParagraf"/>
+        <w:numPr>
+          <w:ilvl w:val="0"/>
+          <w:numId w:val="1"/>
+        </w:numPr>
+        <w:spacing w:after="60"/>
+        <w:jc w:val="both"/>
+      </w:pPr>
+      <w:r>
+        <w:rPr>
+          <w:rFonts w:ascii="Calibri" w:hAnsi="Calibri" w:cs="Arial"/>
+          <w:sz w:val="24"/>
+          <w:szCs w:val="24"/>
+        </w:rPr>
+        <w:t xml:space="preserve">EMS.KS.PRO.22.03. Corrective and Preventive Action (CAPA) for Quality Problems Procedure</w:t>
+      </w:r>
+    </w:p>
+    <w:p>
+      <w:pPr>
+        <w:pStyle w:val="ListeParagraf"/>
+        <w:numPr>
+          <w:ilvl w:val="0"/>
+          <w:numId w:val="1"/>
+        </w:numPr>
+        <w:spacing w:after="60"/>
+        <w:jc w:val="both"/>
+      </w:pPr>
+      <w:r>
+        <w:rPr>
+          <w:rFonts w:ascii="Calibri" w:hAnsi="Calibri" w:cs="Arial"/>
+          <w:sz w:val="24"/>
+          <w:szCs w:val="24"/>
+        </w:rPr>
+        <w:t xml:space="preserve">EMS.BK.PRO.07.01. Preventive Maintenance Procedure</w:t>
+      </w:r>
+    </w:p>
+    <w:p>
+      <w:pPr>
+        <w:pStyle w:val="ListeParagraf"/>
+        <w:numPr>
+          <w:ilvl w:val="0"/>
+          <w:numId w:val="1"/>
+        </w:numPr>
+        <w:spacing w:after="60"/>
+        <w:jc w:val="both"/>
+      </w:pPr>
+      <w:r>
+        <w:rPr>
+          <w:rFonts w:ascii="Calibri" w:hAnsi="Calibri" w:cs="Arial"/>
+          <w:sz w:val="24"/>
+          <w:szCs w:val="24"/>
+        </w:rPr>
+        <w:t xml:space="preserve">EMS.SO.PRO.23.04. SOP – Shade Band and Dye Lot Control</w:t>
+      </w:r>
+    </w:p>
+    <w:p>
+      <w:pPr>
+        <w:pStyle w:val="ListeParagraf"/>
+        <w:spacing w:after="80"/>
+        <w:ind w:left="709" w:right="0"/>
+        <w:jc w:val="both"/>
+      </w:pPr>
+    </w:p>
+    <w:p>
+      <w:pPr>
+        <w:pStyle w:val="ListeParagraf"/>
+        <w:spacing w:before="120" w:after="60"/>
+        <w:ind w:left="709" w:right="0"/>
+      </w:pPr>
+      <w:r>
+        <w:rPr>
+          <w:rFonts w:ascii="Calibri" w:hAnsi="Calibri" w:cs="Arial"/>
+          <w:b/>
+          <w:bCs/>
+          <w:sz w:val="24"/>
+          <w:szCs w:val="24"/>
+        </w:rPr>
+        <w:t xml:space="preserve">9. FEEDBACK AND FOLLOW-UP</w:t>
+      </w:r>
+    </w:p>
+    <w:p>
+      <w:pPr>
+        <w:pStyle w:val="ListeParagraf"/>
+        <w:spacing w:after="80"/>
+        <w:ind w:left="709" w:right="0"/>
+        <w:jc w:val="both"/>
+      </w:pPr>
+      <w:r>
+        <w:rPr>
+          <w:rFonts w:ascii="Calibri" w:hAnsi="Calibri" w:cs="Arial"/>
+          <w:sz w:val="24"/>
+          <w:szCs w:val="24"/>
+        </w:rPr>
+        <w:t xml:space="preserve">This procedure is reviewed every year by the Dyehouse Manager together with the Laboratory and Quality Assurance. Process data, customer feedback and environmental results are evaluated and the procedure is revised when necessary.</w:t>
+      </w:r>
+    </w:p>
+    <w:p>
+      <w:r>
+        <w:br w:type="page"/>
+      </w:r>
     </w:p>
     <w:p>
       <w:pPr>
@@ -2335,7 +1884,7 @@
           <w:sz w:val="24"/>
           <w:szCs w:val="24"/>
         </w:rPr>
-        <w:t xml:space="preserve">8. التغذية الراجعة والمتابعة</w:t>
+        <w:t xml:space="preserve">الغرض</w:t>
       </w:r>
     </w:p>
     <w:p>
@@ -2353,10 +1902,2051 @@
           <w:sz w:val="24"/>
           <w:szCs w:val="24"/>
         </w:rPr>
+        <w:t xml:space="preserve">يحدد هذا الإجراء كيفية إعداد دفعات الصباغة والتجهيز ومعالجتها والتحكم فيها والإفراج عنها في شركة إيروغلو للتريكو (EMS)، بحيث تصل الأقمشة إلى درجة اللون والأبعاد والجودة المعتمدة من المرة الأولى، مع الاستخدام الآمن للمواد الكيميائية والاستخدام الفعّال للمياه والطاقة. كما يحدد نقاط التحكم في العملية وفحوصات القبول والتعامل مع الدفعات غير المطابقة.</w:t>
+      </w:r>
+    </w:p>
+    <w:p>
+      <w:pPr>
+        <w:pStyle w:val="ListeParagraf"/>
+        <w:bidi/>
+        <w:spacing w:after="80"/>
+        <w:ind w:left="0" w:right="709"/>
+        <w:jc w:val="both"/>
+      </w:pPr>
+    </w:p>
+    <w:p>
+      <w:pPr>
+        <w:pStyle w:val="ListeParagraf"/>
+        <w:bidi/>
+        <w:spacing w:before="120" w:after="60"/>
+        <w:ind w:left="0" w:right="709"/>
+      </w:pPr>
+      <w:r>
+        <w:rPr>
+          <w:rFonts w:ascii="Calibri" w:hAnsi="Calibri" w:cs="Arial"/>
+          <w:b/>
+          <w:bCs/>
+          <w:rtl/>
+          <w:sz w:val="24"/>
+          <w:szCs w:val="24"/>
+        </w:rPr>
+        <w:t xml:space="preserve">النطاق</w:t>
+      </w:r>
+    </w:p>
+    <w:p>
+      <w:pPr>
+        <w:pStyle w:val="ListeParagraf"/>
+        <w:bidi/>
+        <w:spacing w:after="80"/>
+        <w:ind w:left="0" w:right="709"/>
+        <w:jc w:val="both"/>
+      </w:pPr>
+      <w:r>
+        <w:rPr>
+          <w:rFonts w:ascii="Calibri" w:hAnsi="Calibri" w:cs="Arial"/>
+          <w:rtl/>
+          <w:sz w:val="24"/>
+          <w:szCs w:val="24"/>
+        </w:rPr>
+        <w:t xml:space="preserve">يشمل هذا الإجراء جميع عمليات المعالجة المسبقة والصباغة والغسيل والعصر والتجفيف والكبس والرام والتجهيز الميكانيكي وغيرها من عمليات تجهيز الأقمشة والملابس التريكو في EMS، بدءًا من استلام القماش الخام حتى الإفراج عن القماش المجهز إلى قسم القص.</w:t>
+      </w:r>
+    </w:p>
+    <w:p>
+      <w:pPr>
+        <w:pStyle w:val="ListeParagraf"/>
+        <w:bidi/>
+        <w:spacing w:after="80"/>
+        <w:ind w:left="0" w:right="709"/>
+        <w:jc w:val="both"/>
+      </w:pPr>
+    </w:p>
+    <w:p>
+      <w:pPr>
+        <w:pStyle w:val="ListeParagraf"/>
+        <w:bidi/>
+        <w:spacing w:before="120" w:after="60"/>
+        <w:ind w:left="0" w:right="709"/>
+      </w:pPr>
+      <w:r>
+        <w:rPr>
+          <w:rFonts w:ascii="Calibri" w:hAnsi="Calibri" w:cs="Arial"/>
+          <w:b/>
+          <w:bCs/>
+          <w:rtl/>
+          <w:sz w:val="24"/>
+          <w:szCs w:val="24"/>
+        </w:rPr>
+        <w:t xml:space="preserve">المسؤوليات</w:t>
+      </w:r>
+    </w:p>
+    <w:p>
+      <w:pPr>
+        <w:pStyle w:val="ListeParagraf"/>
+        <w:bidi/>
+        <w:spacing w:after="80"/>
+        <w:ind w:left="0" w:right="709"/>
+        <w:jc w:val="both"/>
+      </w:pPr>
+      <w:r>
+        <w:rPr>
+          <w:rFonts w:ascii="Calibri" w:hAnsi="Calibri" w:cs="Arial"/>
+          <w:rtl/>
+          <w:sz w:val="24"/>
+          <w:szCs w:val="24"/>
+        </w:rPr>
+        <w:t xml:space="preserve">• </w:t>
+      </w:r>
+      <w:r>
+        <w:rPr>
+          <w:rFonts w:ascii="Calibri" w:hAnsi="Calibri" w:cs="Arial"/>
+          <w:b/>
+          <w:bCs/>
+          <w:rtl/>
+          <w:sz w:val="24"/>
+          <w:szCs w:val="24"/>
+        </w:rPr>
+        <w:t xml:space="preserve">مدير المصبغة:</w:t>
+      </w:r>
+      <w:r>
+        <w:rPr>
+          <w:rFonts w:ascii="Calibri" w:hAnsi="Calibri" w:cs="Arial"/>
+          <w:rtl/>
+          <w:sz w:val="24"/>
+          <w:szCs w:val="24"/>
+        </w:rPr>
+        <w:t xml:space="preserve"> يخطط الدفعات ويضمن تشغيل العمليات وفق بطاقات التشغيل ويعتمد الإفراج عن الدفعات.</w:t>
+      </w:r>
+    </w:p>
+    <w:p>
+      <w:pPr>
+        <w:pStyle w:val="ListeParagraf"/>
+        <w:bidi/>
+        <w:spacing w:after="80"/>
+        <w:ind w:left="0" w:right="709"/>
+        <w:jc w:val="both"/>
+      </w:pPr>
+      <w:r>
+        <w:rPr>
+          <w:rFonts w:ascii="Calibri" w:hAnsi="Calibri" w:cs="Arial"/>
+          <w:rtl/>
+          <w:sz w:val="24"/>
+          <w:szCs w:val="24"/>
+        </w:rPr>
+        <w:t xml:space="preserve">• </w:t>
+      </w:r>
+      <w:r>
+        <w:rPr>
+          <w:rFonts w:ascii="Calibri" w:hAnsi="Calibri" w:cs="Arial"/>
+          <w:b/>
+          <w:bCs/>
+          <w:rtl/>
+          <w:sz w:val="24"/>
+          <w:szCs w:val="24"/>
+        </w:rPr>
+        <w:t xml:space="preserve">مشرفو الورديات ومشغلو الآلات:</w:t>
+      </w:r>
+      <w:r>
+        <w:rPr>
+          <w:rFonts w:ascii="Calibri" w:hAnsi="Calibri" w:cs="Arial"/>
+          <w:rtl/>
+          <w:sz w:val="24"/>
+          <w:szCs w:val="24"/>
+        </w:rPr>
+        <w:t xml:space="preserve"> يحملون الآلات ويتبعون الوصفة ومعايير العملية ويسجلون بيانات العملية.</w:t>
+      </w:r>
+    </w:p>
+    <w:p>
+      <w:pPr>
+        <w:pStyle w:val="ListeParagraf"/>
+        <w:bidi/>
+        <w:spacing w:after="80"/>
+        <w:ind w:left="0" w:right="709"/>
+        <w:jc w:val="both"/>
+      </w:pPr>
+      <w:r>
+        <w:rPr>
+          <w:rFonts w:ascii="Calibri" w:hAnsi="Calibri" w:cs="Arial"/>
+          <w:rtl/>
+          <w:sz w:val="24"/>
+          <w:szCs w:val="24"/>
+        </w:rPr>
+        <w:t xml:space="preserve">• </w:t>
+      </w:r>
+      <w:r>
+        <w:rPr>
+          <w:rFonts w:ascii="Calibri" w:hAnsi="Calibri" w:cs="Arial"/>
+          <w:b/>
+          <w:bCs/>
+          <w:rtl/>
+          <w:sz w:val="24"/>
+          <w:szCs w:val="24"/>
+        </w:rPr>
+        <w:t xml:space="preserve">مشغلو مطبخ الألوان / التوزيع:</w:t>
+      </w:r>
+      <w:r>
+        <w:rPr>
+          <w:rFonts w:ascii="Calibri" w:hAnsi="Calibri" w:cs="Arial"/>
+          <w:rtl/>
+          <w:sz w:val="24"/>
+          <w:szCs w:val="24"/>
+        </w:rPr>
+        <w:t xml:space="preserve"> يزنون الأصباغ والمواد الكيميائية ويوزعونها تمامًا وفق وصفة الدفعة.</w:t>
+      </w:r>
+    </w:p>
+    <w:p>
+      <w:pPr>
+        <w:pStyle w:val="ListeParagraf"/>
+        <w:bidi/>
+        <w:spacing w:after="80"/>
+        <w:ind w:left="0" w:right="709"/>
+        <w:jc w:val="both"/>
+      </w:pPr>
+      <w:r>
+        <w:rPr>
+          <w:rFonts w:ascii="Calibri" w:hAnsi="Calibri" w:cs="Arial"/>
+          <w:rtl/>
+          <w:sz w:val="24"/>
+          <w:szCs w:val="24"/>
+        </w:rPr>
+        <w:t xml:space="preserve">• </w:t>
+      </w:r>
+      <w:r>
+        <w:rPr>
+          <w:rFonts w:ascii="Calibri" w:hAnsi="Calibri" w:cs="Arial"/>
+          <w:b/>
+          <w:bCs/>
+          <w:rtl/>
+          <w:sz w:val="24"/>
+          <w:szCs w:val="24"/>
+        </w:rPr>
+        <w:t xml:space="preserve">مشرف التجهيز:</w:t>
+      </w:r>
+      <w:r>
+        <w:rPr>
+          <w:rFonts w:ascii="Calibri" w:hAnsi="Calibri" w:cs="Arial"/>
+          <w:rtl/>
+          <w:sz w:val="24"/>
+          <w:szCs w:val="24"/>
+        </w:rPr>
+        <w:t xml:space="preserve"> يضبط ويفحص معايير الرام والمجفف والكباس والتجهيز الميكانيكي وفق بطاقة التجهيز.</w:t>
+      </w:r>
+    </w:p>
+    <w:p>
+      <w:pPr>
+        <w:pStyle w:val="ListeParagraf"/>
+        <w:bidi/>
+        <w:spacing w:after="80"/>
+        <w:ind w:left="0" w:right="709"/>
+        <w:jc w:val="both"/>
+      </w:pPr>
+      <w:r>
+        <w:rPr>
+          <w:rFonts w:ascii="Calibri" w:hAnsi="Calibri" w:cs="Arial"/>
+          <w:rtl/>
+          <w:sz w:val="24"/>
+          <w:szCs w:val="24"/>
+        </w:rPr>
+        <w:t xml:space="preserve">• </w:t>
+      </w:r>
+      <w:r>
+        <w:rPr>
+          <w:rFonts w:ascii="Calibri" w:hAnsi="Calibri" w:cs="Arial"/>
+          <w:b/>
+          <w:bCs/>
+          <w:rtl/>
+          <w:sz w:val="24"/>
+          <w:szCs w:val="24"/>
+        </w:rPr>
+        <w:t xml:space="preserve">المختبر وضمان الجودة:</w:t>
+      </w:r>
+      <w:r>
+        <w:rPr>
+          <w:rFonts w:ascii="Calibri" w:hAnsi="Calibri" w:cs="Arial"/>
+          <w:rtl/>
+          <w:sz w:val="24"/>
+          <w:szCs w:val="24"/>
+        </w:rPr>
+        <w:t xml:space="preserve"> يفحصون درجة اللون والثبات والوزن (GSM) والعرض والانكماش ويقررون التصحيحات.</w:t>
+      </w:r>
+    </w:p>
+    <w:p>
+      <w:pPr>
+        <w:pStyle w:val="ListeParagraf"/>
+        <w:bidi/>
+        <w:spacing w:after="80"/>
+        <w:ind w:left="0" w:right="709"/>
+        <w:jc w:val="both"/>
+      </w:pPr>
+      <w:r>
+        <w:rPr>
+          <w:rFonts w:ascii="Calibri" w:hAnsi="Calibri" w:cs="Arial"/>
+          <w:rtl/>
+          <w:sz w:val="24"/>
+          <w:szCs w:val="24"/>
+        </w:rPr>
+        <w:t xml:space="preserve">• </w:t>
+      </w:r>
+      <w:r>
+        <w:rPr>
+          <w:rFonts w:ascii="Calibri" w:hAnsi="Calibri" w:cs="Arial"/>
+          <w:b/>
+          <w:bCs/>
+          <w:rtl/>
+          <w:sz w:val="24"/>
+          <w:szCs w:val="24"/>
+        </w:rPr>
+        <w:t xml:space="preserve">مسؤولو السلامة والصحة المهنية والبيئة:</w:t>
+      </w:r>
+      <w:r>
+        <w:rPr>
+          <w:rFonts w:ascii="Calibri" w:hAnsi="Calibri" w:cs="Arial"/>
+          <w:rtl/>
+          <w:sz w:val="24"/>
+          <w:szCs w:val="24"/>
+        </w:rPr>
+        <w:t xml:space="preserve"> يتحققون من سلامة المواد الكيميائية واستخدام معدات الوقاية الشخصية ومعالجة مياه الصرف.</w:t>
+      </w:r>
+    </w:p>
+    <w:p>
+      <w:pPr>
+        <w:pStyle w:val="ListeParagraf"/>
+        <w:bidi/>
+        <w:spacing w:after="80"/>
+        <w:ind w:left="0" w:right="709"/>
+        <w:jc w:val="both"/>
+      </w:pPr>
+      <w:r>
+        <w:rPr>
+          <w:rFonts w:ascii="Calibri" w:hAnsi="Calibri" w:cs="Arial"/>
+          <w:rtl/>
+          <w:sz w:val="24"/>
+          <w:szCs w:val="24"/>
+        </w:rPr>
+        <w:t xml:space="preserve">• </w:t>
+      </w:r>
+      <w:r>
+        <w:rPr>
+          <w:rFonts w:ascii="Calibri" w:hAnsi="Calibri" w:cs="Arial"/>
+          <w:b/>
+          <w:bCs/>
+          <w:rtl/>
+          <w:sz w:val="24"/>
+          <w:szCs w:val="24"/>
+        </w:rPr>
+        <w:t xml:space="preserve">فريق الصيانة:</w:t>
+      </w:r>
+      <w:r>
+        <w:rPr>
+          <w:rFonts w:ascii="Calibri" w:hAnsi="Calibri" w:cs="Arial"/>
+          <w:rtl/>
+          <w:sz w:val="24"/>
+          <w:szCs w:val="24"/>
+        </w:rPr>
+        <w:t xml:space="preserve"> ينفذ الصيانة الوقائية ومعايرة أجهزة قياس الحرارة والأس الهيدروجيني والجرعات والتدفق في الآلات (EMS.BK.PRO.07.01.).</w:t>
+      </w:r>
+    </w:p>
+    <w:p>
+      <w:pPr>
+        <w:pStyle w:val="ListeParagraf"/>
+        <w:bidi/>
+        <w:spacing w:after="80"/>
+        <w:ind w:left="0" w:right="709"/>
+        <w:jc w:val="both"/>
+      </w:pPr>
+    </w:p>
+    <w:p>
+      <w:pPr>
+        <w:pStyle w:val="ListeParagraf"/>
+        <w:bidi/>
+        <w:spacing w:before="120" w:after="60"/>
+        <w:ind w:left="0" w:right="709"/>
+      </w:pPr>
+      <w:r>
+        <w:rPr>
+          <w:rFonts w:ascii="Calibri" w:hAnsi="Calibri" w:cs="Arial"/>
+          <w:b/>
+          <w:bCs/>
+          <w:rtl/>
+          <w:sz w:val="24"/>
+          <w:szCs w:val="24"/>
+        </w:rPr>
+        <w:t xml:space="preserve">التعريفات</w:t>
+      </w:r>
+    </w:p>
+    <w:p>
+      <w:pPr>
+        <w:pStyle w:val="ListeParagraf"/>
+        <w:bidi/>
+        <w:spacing w:after="80"/>
+        <w:ind w:left="0" w:right="709"/>
+        <w:jc w:val="both"/>
+      </w:pPr>
+      <w:r>
+        <w:rPr>
+          <w:rFonts w:ascii="Calibri" w:hAnsi="Calibri" w:cs="Arial"/>
+          <w:rtl/>
+          <w:sz w:val="24"/>
+          <w:szCs w:val="24"/>
+        </w:rPr>
+        <w:t xml:space="preserve">• </w:t>
+      </w:r>
+      <w:r>
+        <w:rPr>
+          <w:rFonts w:ascii="Calibri" w:hAnsi="Calibri" w:cs="Arial"/>
+          <w:b/>
+          <w:bCs/>
+          <w:rtl/>
+          <w:sz w:val="24"/>
+          <w:szCs w:val="24"/>
+        </w:rPr>
+        <w:t xml:space="preserve">الدفعة:</w:t>
+      </w:r>
+      <w:r>
+        <w:rPr>
+          <w:rFonts w:ascii="Calibri" w:hAnsi="Calibri" w:cs="Arial"/>
+          <w:rtl/>
+          <w:sz w:val="24"/>
+          <w:szCs w:val="24"/>
+        </w:rPr>
+        <w:t xml:space="preserve"> كمية القماش المصبوغة معًا في آلة واحدة بوصفة واحدة والمعرّفة برقم دفعة واحد.</w:t>
+      </w:r>
+    </w:p>
+    <w:p>
+      <w:pPr>
+        <w:pStyle w:val="ListeParagraf"/>
+        <w:bidi/>
+        <w:spacing w:after="80"/>
+        <w:ind w:left="0" w:right="709"/>
+        <w:jc w:val="both"/>
+      </w:pPr>
+      <w:r>
+        <w:rPr>
+          <w:rFonts w:ascii="Calibri" w:hAnsi="Calibri" w:cs="Arial"/>
+          <w:rtl/>
+          <w:sz w:val="24"/>
+          <w:szCs w:val="24"/>
+        </w:rPr>
+        <w:t xml:space="preserve">• </w:t>
+      </w:r>
+      <w:r>
+        <w:rPr>
+          <w:rFonts w:ascii="Calibri" w:hAnsi="Calibri" w:cs="Arial"/>
+          <w:b/>
+          <w:bCs/>
+          <w:rtl/>
+          <w:sz w:val="24"/>
+          <w:szCs w:val="24"/>
+        </w:rPr>
+        <w:t xml:space="preserve">بطاقة التشغيل:</w:t>
+      </w:r>
+      <w:r>
+        <w:rPr>
+          <w:rFonts w:ascii="Calibri" w:hAnsi="Calibri" w:cs="Arial"/>
+          <w:rtl/>
+          <w:sz w:val="24"/>
+          <w:szCs w:val="24"/>
+        </w:rPr>
+        <w:t xml:space="preserve"> البطاقة المرافقة لكل دفعة والتي توضح الطلبية والقماش والوصفة وبرنامج العملية والفحوصات.</w:t>
+      </w:r>
+    </w:p>
+    <w:p>
+      <w:pPr>
+        <w:pStyle w:val="ListeParagraf"/>
+        <w:bidi/>
+        <w:spacing w:after="80"/>
+        <w:ind w:left="0" w:right="709"/>
+        <w:jc w:val="both"/>
+      </w:pPr>
+      <w:r>
+        <w:rPr>
+          <w:rFonts w:ascii="Calibri" w:hAnsi="Calibri" w:cs="Arial"/>
+          <w:rtl/>
+          <w:sz w:val="24"/>
+          <w:szCs w:val="24"/>
+        </w:rPr>
+        <w:t xml:space="preserve">• </w:t>
+      </w:r>
+      <w:r>
+        <w:rPr>
+          <w:rFonts w:ascii="Calibri" w:hAnsi="Calibri" w:cs="Arial"/>
+          <w:b/>
+          <w:bCs/>
+          <w:rtl/>
+          <w:sz w:val="24"/>
+          <w:szCs w:val="24"/>
+        </w:rPr>
+        <w:t xml:space="preserve">الإضافة / إعادة الصباغة:</w:t>
+      </w:r>
+      <w:r>
+        <w:rPr>
+          <w:rFonts w:ascii="Calibri" w:hAnsi="Calibri" w:cs="Arial"/>
+          <w:rtl/>
+          <w:sz w:val="24"/>
+          <w:szCs w:val="24"/>
+        </w:rPr>
+        <w:t xml:space="preserve"> صبغة أو مواد كيميائية إضافية تُضاف، أو عملية تُكرر، لتصحيح دفعة غير مطابقة لدرجة اللون.</w:t>
+      </w:r>
+    </w:p>
+    <w:p>
+      <w:pPr>
+        <w:pStyle w:val="ListeParagraf"/>
+        <w:bidi/>
+        <w:spacing w:after="80"/>
+        <w:ind w:left="0" w:right="709"/>
+        <w:jc w:val="both"/>
+      </w:pPr>
+      <w:r>
+        <w:rPr>
+          <w:rFonts w:ascii="Calibri" w:hAnsi="Calibri" w:cs="Arial"/>
+          <w:rtl/>
+          <w:sz w:val="24"/>
+          <w:szCs w:val="24"/>
+        </w:rPr>
+        <w:t xml:space="preserve">• </w:t>
+      </w:r>
+      <w:r>
+        <w:rPr>
+          <w:rFonts w:ascii="Calibri" w:hAnsi="Calibri" w:cs="Arial"/>
+          <w:b/>
+          <w:bCs/>
+          <w:rtl/>
+          <w:sz w:val="24"/>
+          <w:szCs w:val="24"/>
+        </w:rPr>
+        <w:t xml:space="preserve">نسبة الحمام:</w:t>
+      </w:r>
+      <w:r>
+        <w:rPr>
+          <w:rFonts w:ascii="Calibri" w:hAnsi="Calibri" w:cs="Arial"/>
+          <w:rtl/>
+          <w:sz w:val="24"/>
+          <w:szCs w:val="24"/>
+        </w:rPr>
+        <w:t xml:space="preserve"> النسبة بين وزن القماش وحجم المياه في آلة الصباغة.</w:t>
+      </w:r>
+    </w:p>
+    <w:p>
+      <w:pPr>
+        <w:pStyle w:val="ListeParagraf"/>
+        <w:bidi/>
+        <w:spacing w:after="80"/>
+        <w:ind w:left="0" w:right="709"/>
+        <w:jc w:val="both"/>
+      </w:pPr>
+      <w:r>
+        <w:rPr>
+          <w:rFonts w:ascii="Calibri" w:hAnsi="Calibri" w:cs="Arial"/>
+          <w:rtl/>
+          <w:sz w:val="24"/>
+          <w:szCs w:val="24"/>
+        </w:rPr>
+        <w:t xml:space="preserve">• </w:t>
+      </w:r>
+      <w:r>
+        <w:rPr>
+          <w:rFonts w:ascii="Calibri" w:hAnsi="Calibri" w:cs="Arial"/>
+          <w:b/>
+          <w:bCs/>
+          <w:rtl/>
+          <w:sz w:val="24"/>
+          <w:szCs w:val="24"/>
+        </w:rPr>
+        <w:t xml:space="preserve">بطاقة التجهيز:</w:t>
+      </w:r>
+      <w:r>
+        <w:rPr>
+          <w:rFonts w:ascii="Calibri" w:hAnsi="Calibri" w:cs="Arial"/>
+          <w:rtl/>
+          <w:sz w:val="24"/>
+          <w:szCs w:val="24"/>
+        </w:rPr>
+        <w:t xml:space="preserve"> البطاقة التي توضح معايير التجهيز مثل درجة الحرارة والسرعة والتغذية الزائدة والعرض والتجهيز الكيميائي.</w:t>
+      </w:r>
+    </w:p>
+    <w:p>
+      <w:pPr>
+        <w:pStyle w:val="ListeParagraf"/>
+        <w:bidi/>
+        <w:spacing w:after="80"/>
+        <w:ind w:left="0" w:right="709"/>
+        <w:jc w:val="both"/>
+      </w:pPr>
+      <w:r>
+        <w:rPr>
+          <w:rFonts w:ascii="Calibri" w:hAnsi="Calibri" w:cs="Arial"/>
+          <w:rtl/>
+          <w:sz w:val="24"/>
+          <w:szCs w:val="24"/>
+        </w:rPr>
+        <w:t xml:space="preserve">• </w:t>
+      </w:r>
+      <w:r>
+        <w:rPr>
+          <w:rFonts w:ascii="Calibri" w:hAnsi="Calibri" w:cs="Arial"/>
+          <w:b/>
+          <w:bCs/>
+          <w:rtl/>
+          <w:sz w:val="24"/>
+          <w:szCs w:val="24"/>
+        </w:rPr>
+        <w:t xml:space="preserve">الصحيح من المرة الأولى (RFT):</w:t>
+      </w:r>
+      <w:r>
+        <w:rPr>
+          <w:rFonts w:ascii="Calibri" w:hAnsi="Calibri" w:cs="Arial"/>
+          <w:rtl/>
+          <w:sz w:val="24"/>
+          <w:szCs w:val="24"/>
+        </w:rPr>
+        <w:t xml:space="preserve"> دفعة تستوفي درجة اللون والجودة دون إضافة أو إعادة صباغة أو إعادة معالجة.</w:t>
+      </w:r>
+    </w:p>
+    <w:p>
+      <w:pPr>
+        <w:pStyle w:val="ListeParagraf"/>
+        <w:bidi/>
+        <w:spacing w:after="80"/>
+        <w:ind w:left="0" w:right="709"/>
+        <w:jc w:val="both"/>
+      </w:pPr>
+      <w:r>
+        <w:rPr>
+          <w:rFonts w:ascii="Calibri" w:hAnsi="Calibri" w:cs="Arial"/>
+          <w:rtl/>
+          <w:sz w:val="24"/>
+          <w:szCs w:val="24"/>
+        </w:rPr>
+        <w:t xml:space="preserve">• </w:t>
+      </w:r>
+      <w:r>
+        <w:rPr>
+          <w:rFonts w:ascii="Calibri" w:hAnsi="Calibri" w:cs="Arial"/>
+          <w:b/>
+          <w:bCs/>
+          <w:rtl/>
+          <w:sz w:val="24"/>
+          <w:szCs w:val="24"/>
+        </w:rPr>
+        <w:t xml:space="preserve">تقرير درجة اللون:</w:t>
+      </w:r>
+      <w:r>
+        <w:rPr>
+          <w:rFonts w:ascii="Calibri" w:hAnsi="Calibri" w:cs="Arial"/>
+          <w:rtl/>
+          <w:sz w:val="24"/>
+          <w:szCs w:val="24"/>
+        </w:rPr>
+        <w:t xml:space="preserve"> سجل درجة لون الدفعة وقيمة ΔE والتقييم البصري مقارنة بالعينة المعملية المعتمدة.</w:t>
+      </w:r>
+    </w:p>
+    <w:p>
+      <w:pPr>
+        <w:pStyle w:val="ListeParagraf"/>
+        <w:bidi/>
+        <w:spacing w:after="80"/>
+        <w:ind w:left="0" w:right="709"/>
+        <w:jc w:val="both"/>
+      </w:pPr>
+    </w:p>
+    <w:p>
+      <w:pPr>
+        <w:pStyle w:val="ListeParagraf"/>
+        <w:bidi/>
+        <w:spacing w:before="120" w:after="60"/>
+        <w:ind w:left="0" w:right="709"/>
+      </w:pPr>
+      <w:r>
+        <w:rPr>
+          <w:rFonts w:ascii="Calibri" w:hAnsi="Calibri" w:cs="Arial"/>
+          <w:b/>
+          <w:bCs/>
+          <w:rtl/>
+          <w:sz w:val="24"/>
+          <w:szCs w:val="24"/>
+        </w:rPr>
+        <w:t xml:space="preserve">العمليات الرئيسية والفرعية</w:t>
+      </w:r>
+    </w:p>
+    <w:p>
+      <w:pPr>
+        <w:pStyle w:val="ListeParagraf"/>
+        <w:bidi/>
+        <w:spacing w:before="120" w:after="60"/>
+        <w:ind w:left="0" w:right="709"/>
+      </w:pPr>
+      <w:r>
+        <w:rPr>
+          <w:rFonts w:ascii="Calibri" w:hAnsi="Calibri" w:cs="Arial"/>
+          <w:b/>
+          <w:bCs/>
+          <w:rtl/>
+          <w:sz w:val="24"/>
+          <w:szCs w:val="24"/>
+        </w:rPr>
+        <w:t xml:space="preserve">1. استلام القماش الخام وإعداد الدفعات</w:t>
+      </w:r>
+    </w:p>
+    <w:p>
+      <w:pPr>
+        <w:pStyle w:val="ListeParagraf"/>
+        <w:bidi/>
+        <w:spacing w:after="80"/>
+        <w:ind w:left="0" w:right="709"/>
+        <w:jc w:val="both"/>
+      </w:pPr>
+      <w:r>
+        <w:rPr>
+          <w:rFonts w:ascii="Calibri" w:hAnsi="Calibri" w:cs="Arial"/>
+          <w:rtl/>
+          <w:sz w:val="24"/>
+          <w:szCs w:val="24"/>
+        </w:rPr>
+        <w:t xml:space="preserve">1.1. يُستلم القماش الخام من قسم التريكو مع ملصقات الأثواب، وتُفحص الكمية وأرقام الأثواب مقارنة بالطلبية.</w:t>
+      </w:r>
+    </w:p>
+    <w:p>
+      <w:pPr>
+        <w:pStyle w:val="ListeParagraf"/>
+        <w:bidi/>
+        <w:spacing w:after="80"/>
+        <w:ind w:left="0" w:right="709"/>
+        <w:jc w:val="both"/>
+      </w:pPr>
+      <w:r>
+        <w:rPr>
+          <w:rFonts w:ascii="Calibri" w:hAnsi="Calibri" w:cs="Arial"/>
+          <w:rtl/>
+          <w:sz w:val="24"/>
+          <w:szCs w:val="24"/>
+        </w:rPr>
+        <w:t xml:space="preserve">1.2. تُشكل الدفعات وفق سعة الآلة ونوع القماش واللون، وتُعطى كل دفعة رقمًا وبطاقة تشغيل.</w:t>
+      </w:r>
+    </w:p>
+    <w:p>
+      <w:pPr>
+        <w:pStyle w:val="ListeParagraf"/>
+        <w:bidi/>
+        <w:spacing w:after="80"/>
+        <w:ind w:left="0" w:right="709"/>
+        <w:jc w:val="both"/>
+      </w:pPr>
+      <w:r>
+        <w:rPr>
+          <w:rFonts w:ascii="Calibri" w:hAnsi="Calibri" w:cs="Arial"/>
+          <w:rtl/>
+          <w:sz w:val="24"/>
+          <w:szCs w:val="24"/>
+        </w:rPr>
+        <w:t xml:space="preserve">1.3. تُحفظ أقمشة GRS/RCS وOCS منفصلة ومعرّفة لحماية التتبع (EMS.GR.PRO.14.01.).</w:t>
+      </w:r>
+    </w:p>
+    <w:p>
+      <w:pPr>
+        <w:pStyle w:val="ListeParagraf"/>
+        <w:bidi/>
+        <w:spacing w:after="80"/>
+        <w:ind w:left="0" w:right="709"/>
+        <w:jc w:val="both"/>
+      </w:pPr>
+      <w:r>
+        <w:rPr>
+          <w:rFonts w:ascii="Calibri" w:hAnsi="Calibri" w:cs="Arial"/>
+          <w:rtl/>
+          <w:sz w:val="24"/>
+          <w:szCs w:val="24"/>
+        </w:rPr>
+        <w:t xml:space="preserve">1.4. يُستكمل فحص مدخلات القماش الخام (العيوب والبقع والوزن GSM والعرض وتشغيلة الغزل) قبل تشكيل الدفعات؛ وتُفصل الأثواب المعيبة ويُبلغ بها قسم التريكو.</w:t>
+      </w:r>
+    </w:p>
+    <w:p>
+      <w:pPr>
+        <w:pStyle w:val="ListeParagraf"/>
+        <w:bidi/>
+        <w:spacing w:after="80"/>
+        <w:ind w:left="0" w:right="709"/>
+        <w:jc w:val="both"/>
+      </w:pPr>
+      <w:r>
+        <w:rPr>
+          <w:rFonts w:ascii="Calibri" w:hAnsi="Calibri" w:cs="Arial"/>
+          <w:rtl/>
+          <w:sz w:val="24"/>
+          <w:szCs w:val="24"/>
+        </w:rPr>
+        <w:t xml:space="preserve">1.5. تُؤكد الوصفة المعتمدة والعينة المعملية ومتطلبات العميل على بطاقة التشغيل قبل الإفراج عن الدفعة إلى الآلة.</w:t>
+      </w:r>
+    </w:p>
+    <w:p>
+      <w:pPr>
+        <w:pStyle w:val="ListeParagraf"/>
+        <w:bidi/>
+        <w:spacing w:after="80"/>
+        <w:ind w:left="0" w:right="709"/>
+        <w:jc w:val="both"/>
+      </w:pPr>
+    </w:p>
+    <w:p>
+      <w:pPr>
+        <w:pStyle w:val="ListeParagraf"/>
+        <w:bidi/>
+        <w:spacing w:before="120" w:after="60"/>
+        <w:ind w:left="0" w:right="709"/>
+      </w:pPr>
+      <w:r>
+        <w:rPr>
+          <w:rFonts w:ascii="Calibri" w:hAnsi="Calibri" w:cs="Arial"/>
+          <w:b/>
+          <w:bCs/>
+          <w:rtl/>
+          <w:sz w:val="24"/>
+          <w:szCs w:val="24"/>
+        </w:rPr>
+        <w:t xml:space="preserve">2. التوزيع وسلامة المواد الكيميائية</w:t>
+      </w:r>
+    </w:p>
+    <w:p>
+      <w:pPr>
+        <w:pStyle w:val="ListeParagraf"/>
+        <w:bidi/>
+        <w:spacing w:after="80"/>
+        <w:ind w:left="0" w:right="709"/>
+        <w:jc w:val="both"/>
+      </w:pPr>
+      <w:r>
+        <w:rPr>
+          <w:rFonts w:ascii="Calibri" w:hAnsi="Calibri" w:cs="Arial"/>
+          <w:rtl/>
+          <w:sz w:val="24"/>
+          <w:szCs w:val="24"/>
+        </w:rPr>
+        <w:t xml:space="preserve">2.1. لا تُؤخذ الأصباغ والمواد الكيميائية إلا من قائمة جرد المواد الكيميائية المعتمدة، وتُوزن أو تُوزع وفق الوصفة الكمية، وتُسجل الأوزان.</w:t>
+      </w:r>
+    </w:p>
+    <w:p>
+      <w:pPr>
+        <w:pStyle w:val="ListeParagraf"/>
+        <w:bidi/>
+        <w:spacing w:after="80"/>
+        <w:ind w:left="0" w:right="709"/>
+        <w:jc w:val="both"/>
+      </w:pPr>
+      <w:r>
+        <w:rPr>
+          <w:rFonts w:ascii="Calibri" w:hAnsi="Calibri" w:cs="Arial"/>
+          <w:rtl/>
+          <w:sz w:val="24"/>
+          <w:szCs w:val="24"/>
+        </w:rPr>
+        <w:t xml:space="preserve">2.2. يستخدم المشغلون معدات الوقاية الشخصية المطلوبة في صحائف بيانات السلامة، ويتبع تداول المواد الكيميائية إجراء تخزين وتداول المواد الكيميائية (EMS.KM.PRO.20.05.) وإجراء تقييم مخاطر المواد الكيميائية (EMS.KM.PRO.20.02.).</w:t>
+      </w:r>
+    </w:p>
+    <w:p>
+      <w:pPr>
+        <w:pStyle w:val="ListeParagraf"/>
+        <w:bidi/>
+        <w:spacing w:after="80"/>
+        <w:ind w:left="0" w:right="709"/>
+        <w:jc w:val="both"/>
+      </w:pPr>
+      <w:r>
+        <w:rPr>
+          <w:rFonts w:ascii="Calibri" w:hAnsi="Calibri" w:cs="Arial"/>
+          <w:rtl/>
+          <w:sz w:val="24"/>
+          <w:szCs w:val="24"/>
+        </w:rPr>
+        <w:t xml:space="preserve">2.3. تُعالج الانسكابات فورًا وفق خطة الاستجابة لانسكاب المواد الكيميائية (SERP) (EMS.KM.PRO.20.07.).</w:t>
+      </w:r>
+    </w:p>
+    <w:p>
+      <w:pPr>
+        <w:pStyle w:val="ListeParagraf"/>
+        <w:bidi/>
+        <w:spacing w:after="80"/>
+        <w:ind w:left="0" w:right="709"/>
+        <w:jc w:val="both"/>
+      </w:pPr>
+      <w:r>
+        <w:rPr>
+          <w:rFonts w:ascii="Calibri" w:hAnsi="Calibri" w:cs="Arial"/>
+          <w:rtl/>
+          <w:sz w:val="24"/>
+          <w:szCs w:val="24"/>
+        </w:rPr>
+        <w:t xml:space="preserve">2.4. تُوسم الحاويات وفق EMS.KM.TL.20.02.؛ ولا تُستخدم المواد الكيميائية غير الموجودة في القائمة المعتمدة أو قائمة الامتثال لـ ZDHC MRSL.</w:t>
+      </w:r>
+    </w:p>
+    <w:p>
+      <w:pPr>
+        <w:pStyle w:val="ListeParagraf"/>
+        <w:bidi/>
+        <w:spacing w:after="80"/>
+        <w:ind w:left="0" w:right="709"/>
+        <w:jc w:val="both"/>
+      </w:pPr>
+      <w:r>
+        <w:rPr>
+          <w:rFonts w:ascii="Calibri" w:hAnsi="Calibri" w:cs="Arial"/>
+          <w:rtl/>
+          <w:sz w:val="24"/>
+          <w:szCs w:val="24"/>
+        </w:rPr>
+        <w:t xml:space="preserve">2.5. تُعاير معدات الوزن والجرعات في فترات مخططة؛ ويتم التوزيع كما في EMS.KM.TL.20.01.</w:t>
+      </w:r>
+    </w:p>
+    <w:p>
+      <w:pPr>
+        <w:pStyle w:val="ListeParagraf"/>
+        <w:bidi/>
+        <w:spacing w:after="80"/>
+        <w:ind w:left="0" w:right="709"/>
+        <w:jc w:val="both"/>
+      </w:pPr>
+    </w:p>
+    <w:p>
+      <w:pPr>
+        <w:pStyle w:val="ListeParagraf"/>
+        <w:bidi/>
+        <w:spacing w:before="120" w:after="60"/>
+        <w:ind w:left="0" w:right="709"/>
+      </w:pPr>
+      <w:r>
+        <w:rPr>
+          <w:rFonts w:ascii="Calibri" w:hAnsi="Calibri" w:cs="Arial"/>
+          <w:b/>
+          <w:bCs/>
+          <w:rtl/>
+          <w:sz w:val="24"/>
+          <w:szCs w:val="24"/>
+        </w:rPr>
+        <w:t xml:space="preserve">3. عملية الصباغة</w:t>
+      </w:r>
+    </w:p>
+    <w:p>
+      <w:pPr>
+        <w:pStyle w:val="ListeParagraf"/>
+        <w:bidi/>
+        <w:spacing w:after="80"/>
+        <w:ind w:left="0" w:right="709"/>
+        <w:jc w:val="both"/>
+      </w:pPr>
+      <w:r>
+        <w:rPr>
+          <w:rFonts w:ascii="Calibri" w:hAnsi="Calibri" w:cs="Arial"/>
+          <w:rtl/>
+          <w:sz w:val="24"/>
+          <w:szCs w:val="24"/>
+        </w:rPr>
+        <w:t xml:space="preserve">3.1. يحمّل المشغل الآلة ويتحقق من نسبة الحمام ويشغل البرنامج المحدد في بطاقة التشغيل (درجة الحرارة ومعدل التسخين والزمن والأس الهيدروجيني pH).</w:t>
+      </w:r>
+    </w:p>
+    <w:p>
+      <w:pPr>
+        <w:pStyle w:val="ListeParagraf"/>
+        <w:bidi/>
+        <w:spacing w:after="80"/>
+        <w:ind w:left="0" w:right="709"/>
+        <w:jc w:val="both"/>
+      </w:pPr>
+      <w:r>
+        <w:rPr>
+          <w:rFonts w:ascii="Calibri" w:hAnsi="Calibri" w:cs="Arial"/>
+          <w:rtl/>
+          <w:sz w:val="24"/>
+          <w:szCs w:val="24"/>
+        </w:rPr>
+        <w:t xml:space="preserve">3.2. تُسجل معايير العملية آليًا أو من قبل المشغل، ويُبلغ المشرف عن أي انحرافات.</w:t>
+      </w:r>
+    </w:p>
+    <w:p>
+      <w:pPr>
+        <w:pStyle w:val="ListeParagraf"/>
+        <w:bidi/>
+        <w:spacing w:after="80"/>
+        <w:ind w:left="0" w:right="709"/>
+        <w:jc w:val="both"/>
+      </w:pPr>
+      <w:r>
+        <w:rPr>
+          <w:rFonts w:ascii="Calibri" w:hAnsi="Calibri" w:cs="Arial"/>
+          <w:rtl/>
+          <w:sz w:val="24"/>
+          <w:szCs w:val="24"/>
+        </w:rPr>
+        <w:t xml:space="preserve">3.3. قبل التفريغ تُؤخذ عينة لدرجة اللون ويفحصها المختبر مقارنة بالعينة المعملية المعتمدة باستخدام المطياف الضوئي وفي كابينة الإضاءة.</w:t>
+      </w:r>
+    </w:p>
+    <w:p>
+      <w:pPr>
+        <w:pStyle w:val="ListeParagraf"/>
+        <w:bidi/>
+        <w:spacing w:after="80"/>
+        <w:ind w:left="0" w:right="709"/>
+        <w:jc w:val="both"/>
+      </w:pPr>
+      <w:r>
+        <w:rPr>
+          <w:rFonts w:ascii="Calibri" w:hAnsi="Calibri" w:cs="Arial"/>
+          <w:rtl/>
+          <w:sz w:val="24"/>
+          <w:szCs w:val="24"/>
+        </w:rPr>
+        <w:t xml:space="preserve">3.4. إذا كانت الدفعة خارج درجة اللون، فإن المختبر وحده يقرر الإضافات أو إعادة الصباغة أو تقشير اللون، وتُسجل جميع التصحيحات.</w:t>
+      </w:r>
+    </w:p>
+    <w:p>
+      <w:pPr>
+        <w:pStyle w:val="ListeParagraf"/>
+        <w:bidi/>
+        <w:spacing w:after="80"/>
+        <w:ind w:left="0" w:right="709"/>
+        <w:jc w:val="both"/>
+      </w:pPr>
+      <w:r>
+        <w:rPr>
+          <w:rFonts w:ascii="Calibri" w:hAnsi="Calibri" w:cs="Arial"/>
+          <w:rtl/>
+          <w:sz w:val="24"/>
+          <w:szCs w:val="24"/>
+        </w:rPr>
+        <w:t xml:space="preserve">3.5. يُحدد عدد الإضافات وإعادات الصباغة لكل دفعة بسياسة الشركة؛ وتُراجع الدفعة التي تتجاوز الحد من قبل مدير المصبغة وضمان الجودة قبل أي معالجة إضافية.</w:t>
+      </w:r>
+    </w:p>
+    <w:p>
+      <w:pPr>
+        <w:pStyle w:val="ListeParagraf"/>
+        <w:bidi/>
+        <w:spacing w:after="80"/>
+        <w:ind w:left="0" w:right="709"/>
+        <w:jc w:val="both"/>
+      </w:pPr>
+      <w:r>
+        <w:rPr>
+          <w:rFonts w:ascii="Calibri" w:hAnsi="Calibri" w:cs="Arial"/>
+          <w:rtl/>
+          <w:sz w:val="24"/>
+          <w:szCs w:val="24"/>
+        </w:rPr>
+        <w:t xml:space="preserve">3.6. تُفحص جودة المعالجة المسبقة والغسيل (مثل المواد الكيميائية المتبقية والأس الهيدروجيني وقابلية الامتصاص) وتُسجل كما هو محدد في بطاقة التشغيل.</w:t>
+      </w:r>
+    </w:p>
+    <w:p>
+      <w:pPr>
+        <w:pStyle w:val="ListeParagraf"/>
+        <w:bidi/>
+        <w:spacing w:after="80"/>
+        <w:ind w:left="0" w:right="709"/>
+        <w:jc w:val="both"/>
+      </w:pPr>
+      <w:r>
+        <w:rPr>
+          <w:rFonts w:ascii="Calibri" w:hAnsi="Calibri" w:cs="Arial"/>
+          <w:rtl/>
+          <w:sz w:val="24"/>
+          <w:szCs w:val="24"/>
+        </w:rPr>
+        <w:t xml:space="preserve">3.7. يتبع تحميل الآلة وإعداد الدفعات التعليمات EMS.BY.TL.06.04.؛ ويتبع التشغيل التعليمات EMS.BY.TL.06.01.</w:t>
+      </w:r>
+    </w:p>
+    <w:p>
+      <w:pPr>
+        <w:pStyle w:val="ListeParagraf"/>
+        <w:bidi/>
+        <w:spacing w:after="80"/>
+        <w:ind w:left="0" w:right="709"/>
+        <w:jc w:val="both"/>
+      </w:pPr>
+    </w:p>
+    <w:p>
+      <w:pPr>
+        <w:pStyle w:val="ListeParagraf"/>
+        <w:bidi/>
+        <w:spacing w:before="120" w:after="60"/>
+        <w:ind w:left="0" w:right="709"/>
+      </w:pPr>
+      <w:r>
+        <w:rPr>
+          <w:rFonts w:ascii="Calibri" w:hAnsi="Calibri" w:cs="Arial"/>
+          <w:b/>
+          <w:bCs/>
+          <w:rtl/>
+          <w:sz w:val="24"/>
+          <w:szCs w:val="24"/>
+        </w:rPr>
+        <w:t xml:space="preserve">4. عملية التجهيز</w:t>
+      </w:r>
+    </w:p>
+    <w:p>
+      <w:pPr>
+        <w:pStyle w:val="ListeParagraf"/>
+        <w:bidi/>
+        <w:spacing w:after="80"/>
+        <w:ind w:left="0" w:right="709"/>
+        <w:jc w:val="both"/>
+      </w:pPr>
+      <w:r>
+        <w:rPr>
+          <w:rFonts w:ascii="Calibri" w:hAnsi="Calibri" w:cs="Arial"/>
+          <w:rtl/>
+          <w:sz w:val="24"/>
+          <w:szCs w:val="24"/>
+        </w:rPr>
+        <w:t xml:space="preserve">4.1. بعد الصباغة تُعصر الأقمشة وتُفتح وتُجفف وتُجهز على الرام أو الكباس وفق بطاقة التجهيز (درجة الحرارة والسرعة والتغذية الزائدة والعرض والتجهيز الكيميائي).</w:t>
+      </w:r>
+    </w:p>
+    <w:p>
+      <w:pPr>
+        <w:pStyle w:val="ListeParagraf"/>
+        <w:bidi/>
+        <w:spacing w:after="80"/>
+        <w:ind w:left="0" w:right="709"/>
+        <w:jc w:val="both"/>
+      </w:pPr>
+      <w:r>
+        <w:rPr>
+          <w:rFonts w:ascii="Calibri" w:hAnsi="Calibri" w:cs="Arial"/>
+          <w:rtl/>
+          <w:sz w:val="24"/>
+          <w:szCs w:val="24"/>
+        </w:rPr>
+        <w:t xml:space="preserve">4.2. يُفحص الوزن (GSM) والعرض والانكماش والالتواء وملمس القماش عند بدء كل دفعة وأثناء التشغيل.</w:t>
+      </w:r>
+    </w:p>
+    <w:p>
+      <w:pPr>
+        <w:pStyle w:val="ListeParagraf"/>
+        <w:bidi/>
+        <w:spacing w:after="80"/>
+        <w:ind w:left="0" w:right="709"/>
+        <w:jc w:val="both"/>
+      </w:pPr>
+      <w:r>
+        <w:rPr>
+          <w:rFonts w:ascii="Calibri" w:hAnsi="Calibri" w:cs="Arial"/>
+          <w:rtl/>
+          <w:sz w:val="24"/>
+          <w:szCs w:val="24"/>
+        </w:rPr>
+        <w:t xml:space="preserve">4.3. يُتحكم في عوادم الرام والوبر والحرارة وفق إجراءات البيئة وإدارة الوبر.</w:t>
+      </w:r>
+    </w:p>
+    <w:p>
+      <w:pPr>
+        <w:pStyle w:val="ListeParagraf"/>
+        <w:bidi/>
+        <w:spacing w:after="80"/>
+        <w:ind w:left="0" w:right="709"/>
+        <w:jc w:val="both"/>
+      </w:pPr>
+      <w:r>
+        <w:rPr>
+          <w:rFonts w:ascii="Calibri" w:hAnsi="Calibri" w:cs="Arial"/>
+          <w:rtl/>
+          <w:sz w:val="24"/>
+          <w:szCs w:val="24"/>
+        </w:rPr>
+        <w:t xml:space="preserve">4.4. يتبع تشغيل الرام والكباس التعليمات EMS.BY.TL.06.02.؛ وتُفحص الأمتار الأولى بعد أي تغيير في المعايير قبل متابعة التشغيل.</w:t>
+      </w:r>
+    </w:p>
+    <w:p>
+      <w:pPr>
+        <w:pStyle w:val="ListeParagraf"/>
+        <w:bidi/>
+        <w:spacing w:after="80"/>
+        <w:ind w:left="0" w:right="709"/>
+        <w:jc w:val="both"/>
+      </w:pPr>
+      <w:r>
+        <w:rPr>
+          <w:rFonts w:ascii="Calibri" w:hAnsi="Calibri" w:cs="Arial"/>
+          <w:rtl/>
+          <w:sz w:val="24"/>
+          <w:szCs w:val="24"/>
+        </w:rPr>
+        <w:t xml:space="preserve">4.5. لا تُضاف مواد التجهيز الكيميائية إلا كما هو محدد في بطاقة التجهيز ومن القائمة المعتمدة.</w:t>
+      </w:r>
+    </w:p>
+    <w:p>
+      <w:pPr>
+        <w:pStyle w:val="ListeParagraf"/>
+        <w:bidi/>
+        <w:spacing w:after="80"/>
+        <w:ind w:left="0" w:right="709"/>
+        <w:jc w:val="both"/>
+      </w:pPr>
+    </w:p>
+    <w:p>
+      <w:pPr>
+        <w:pStyle w:val="ListeParagraf"/>
+        <w:bidi/>
+        <w:spacing w:before="120" w:after="60"/>
+        <w:ind w:left="0" w:right="709"/>
+      </w:pPr>
+      <w:r>
+        <w:rPr>
+          <w:rFonts w:ascii="Calibri" w:hAnsi="Calibri" w:cs="Arial"/>
+          <w:b/>
+          <w:bCs/>
+          <w:rtl/>
+          <w:sz w:val="24"/>
+          <w:szCs w:val="24"/>
+        </w:rPr>
+        <w:t xml:space="preserve">5. الفحص النهائي والإفراج</w:t>
+      </w:r>
+    </w:p>
+    <w:p>
+      <w:pPr>
+        <w:pStyle w:val="ListeParagraf"/>
+        <w:bidi/>
+        <w:spacing w:after="80"/>
+        <w:ind w:left="0" w:right="709"/>
+        <w:jc w:val="both"/>
+      </w:pPr>
+      <w:r>
+        <w:rPr>
+          <w:rFonts w:ascii="Calibri" w:hAnsi="Calibri" w:cs="Arial"/>
+          <w:rtl/>
+          <w:sz w:val="24"/>
+          <w:szCs w:val="24"/>
+        </w:rPr>
+        <w:t xml:space="preserve">5.1. يُفحص القماش المجهز من حيث درجة اللون واختلاف اللون داخل الدفعة والخواص الفيزيائية وعيوب القماش، وتُجرى اختبارات الثبات حسب المطلوب.</w:t>
+      </w:r>
+    </w:p>
+    <w:p>
+      <w:pPr>
+        <w:pStyle w:val="ListeParagraf"/>
+        <w:bidi/>
+        <w:spacing w:after="80"/>
+        <w:ind w:left="0" w:right="709"/>
+        <w:jc w:val="both"/>
+      </w:pPr>
+      <w:r>
+        <w:rPr>
+          <w:rFonts w:ascii="Calibri" w:hAnsi="Calibri" w:cs="Arial"/>
+          <w:rtl/>
+          <w:sz w:val="24"/>
+          <w:szCs w:val="24"/>
+        </w:rPr>
+        <w:t xml:space="preserve">5.2. تُوسم الدفعات المقبولة ويُفرج عنها إلى قسم القص مع تقرير درجة اللون، أما الدفعات المرفوضة فتُوقف وتُعامل كمنتج غير مطابق (EMS.KS.PRO.22.02.).</w:t>
+      </w:r>
+    </w:p>
+    <w:p>
+      <w:pPr>
+        <w:pStyle w:val="ListeParagraf"/>
+        <w:bidi/>
+        <w:spacing w:after="80"/>
+        <w:ind w:left="0" w:right="709"/>
+        <w:jc w:val="both"/>
+      </w:pPr>
+      <w:r>
+        <w:rPr>
+          <w:rFonts w:ascii="Calibri" w:hAnsi="Calibri" w:cs="Arial"/>
+          <w:rtl/>
+          <w:sz w:val="24"/>
+          <w:szCs w:val="24"/>
+        </w:rPr>
+        <w:t xml:space="preserve">5.3. فحوصات القبول النموذجية هي درجة اللون (ΔE) والثبات (الغسيل والاحتكاك والضوء والعرق) والتغير في الأبعاد والوزن GSM والعرض والأس الهيدروجيني pH والمظهر؛ وتُحدد الحدود في مواصفات العميل وسياسة الشركة، وتتبع طرق الاختبار المعايير ISO 105 وISO 6330/5077 وISO 3801 أو طريقة العميل.</w:t>
+      </w:r>
+    </w:p>
+    <w:p>
+      <w:pPr>
+        <w:pStyle w:val="ListeParagraf"/>
+        <w:bidi/>
+        <w:spacing w:after="80"/>
+        <w:ind w:left="0" w:right="709"/>
+        <w:jc w:val="both"/>
+      </w:pPr>
+      <w:r>
+        <w:rPr>
+          <w:rFonts w:ascii="Calibri" w:hAnsi="Calibri" w:cs="Arial"/>
+          <w:rtl/>
+          <w:sz w:val="24"/>
+          <w:szCs w:val="24"/>
+        </w:rPr>
+        <w:t xml:space="preserve">5.4. يُستكمل تقرير درجة اللون وتقرير الاختبار وتتبع الدفعة (الطلبية والدفعة وأرقام الأثواب) قبل الإفراج؛ ويُتحكم في نطاق درجات اللون وفق EMS.SO.PRO.23.04.</w:t>
+      </w:r>
+    </w:p>
+    <w:p>
+      <w:pPr>
+        <w:pStyle w:val="ListeParagraf"/>
+        <w:bidi/>
+        <w:spacing w:after="80"/>
+        <w:ind w:left="0" w:right="709"/>
+        <w:jc w:val="both"/>
+      </w:pPr>
+    </w:p>
+    <w:p>
+      <w:pPr>
+        <w:pStyle w:val="ListeParagraf"/>
+        <w:bidi/>
+        <w:spacing w:before="120" w:after="60"/>
+        <w:ind w:left="0" w:right="709"/>
+      </w:pPr>
+      <w:r>
+        <w:rPr>
+          <w:rFonts w:ascii="Calibri" w:hAnsi="Calibri" w:cs="Arial"/>
+          <w:b/>
+          <w:bCs/>
+          <w:rtl/>
+          <w:sz w:val="24"/>
+          <w:szCs w:val="24"/>
+        </w:rPr>
+        <w:t xml:space="preserve">6. المتابعة والأداء</w:t>
+      </w:r>
+    </w:p>
+    <w:p>
+      <w:pPr>
+        <w:pStyle w:val="ListeParagraf"/>
+        <w:bidi/>
+        <w:spacing w:after="80"/>
+        <w:ind w:left="0" w:right="709"/>
+        <w:jc w:val="both"/>
+      </w:pPr>
+      <w:r>
+        <w:rPr>
+          <w:rFonts w:ascii="Calibri" w:hAnsi="Calibri" w:cs="Arial"/>
+          <w:rtl/>
+          <w:sz w:val="24"/>
+          <w:szCs w:val="24"/>
+        </w:rPr>
+        <w:t xml:space="preserve">6.1. يتابع مدير المصبغة المؤشرات التالية شهريًا ويعرضها في مراجعة الإدارة:</w:t>
+      </w:r>
+    </w:p>
+    <w:p>
+      <w:pPr>
+        <w:pStyle w:val="ListeParagraf"/>
+        <w:numPr>
+          <w:ilvl w:val="0"/>
+          <w:numId w:val="1"/>
+        </w:numPr>
+        <w:bidi/>
+        <w:spacing w:after="60"/>
+        <w:jc w:val="both"/>
+      </w:pPr>
+      <w:r>
+        <w:rPr>
+          <w:rFonts w:ascii="Calibri" w:hAnsi="Calibri" w:cs="Arial"/>
+          <w:rtl/>
+          <w:sz w:val="24"/>
+          <w:szCs w:val="24"/>
+        </w:rPr>
+        <w:t xml:space="preserve">نسبة الصحيح من المرة الأولى ونسبة إعادة الصباغة (%)،</w:t>
+      </w:r>
+    </w:p>
+    <w:p>
+      <w:pPr>
+        <w:pStyle w:val="ListeParagraf"/>
+        <w:numPr>
+          <w:ilvl w:val="0"/>
+          <w:numId w:val="1"/>
+        </w:numPr>
+        <w:bidi/>
+        <w:spacing w:after="60"/>
+        <w:jc w:val="both"/>
+      </w:pPr>
+      <w:r>
+        <w:rPr>
+          <w:rFonts w:ascii="Calibri" w:hAnsi="Calibri" w:cs="Arial"/>
+          <w:rtl/>
+          <w:sz w:val="24"/>
+          <w:szCs w:val="24"/>
+        </w:rPr>
+        <w:t xml:space="preserve">استهلاك المياه والبخار والكهرباء والمواد الكيميائية لكل كيلوغرام من القماش،</w:t>
+      </w:r>
+    </w:p>
+    <w:p>
+      <w:pPr>
+        <w:pStyle w:val="ListeParagraf"/>
+        <w:numPr>
+          <w:ilvl w:val="0"/>
+          <w:numId w:val="1"/>
+        </w:numPr>
+        <w:bidi/>
+        <w:spacing w:after="60"/>
+        <w:jc w:val="both"/>
+      </w:pPr>
+      <w:r>
+        <w:rPr>
+          <w:rFonts w:ascii="Calibri" w:hAnsi="Calibri" w:cs="Arial"/>
+          <w:rtl/>
+          <w:sz w:val="24"/>
+          <w:szCs w:val="24"/>
+        </w:rPr>
+        <w:t xml:space="preserve">نتائج اختبارات مياه الصرف مقارنة بحدود ZDHC ونسبة رفض الأقمشة (%).</w:t>
+      </w:r>
+    </w:p>
+    <w:p>
+      <w:pPr>
+        <w:pStyle w:val="ListeParagraf"/>
+        <w:bidi/>
+        <w:spacing w:after="80"/>
+        <w:ind w:left="0" w:right="709"/>
+        <w:jc w:val="both"/>
+      </w:pPr>
+      <w:r>
+        <w:rPr>
+          <w:rFonts w:ascii="Calibri" w:hAnsi="Calibri" w:cs="Arial"/>
+          <w:rtl/>
+          <w:sz w:val="24"/>
+          <w:szCs w:val="24"/>
+        </w:rPr>
+        <w:t xml:space="preserve">6.2. كما يُراجع زمن توقف الآلات ونسبة إنجاز الصيانة المخططة.</w:t>
+      </w:r>
+    </w:p>
+    <w:p>
+      <w:pPr>
+        <w:pStyle w:val="ListeParagraf"/>
+        <w:bidi/>
+        <w:spacing w:after="80"/>
+        <w:ind w:left="0" w:right="709"/>
+        <w:jc w:val="both"/>
+      </w:pPr>
+    </w:p>
+    <w:p>
+      <w:pPr>
+        <w:pStyle w:val="ListeParagraf"/>
+        <w:bidi/>
+        <w:spacing w:before="120" w:after="60"/>
+        <w:ind w:left="0" w:right="709"/>
+      </w:pPr>
+      <w:r>
+        <w:rPr>
+          <w:rFonts w:ascii="Calibri" w:hAnsi="Calibri" w:cs="Arial"/>
+          <w:b/>
+          <w:bCs/>
+          <w:rtl/>
+          <w:sz w:val="24"/>
+          <w:szCs w:val="24"/>
+        </w:rPr>
+        <w:t xml:space="preserve">7. عدم المطابقة والإجراء التصحيحي</w:t>
+      </w:r>
+    </w:p>
+    <w:p>
+      <w:pPr>
+        <w:pStyle w:val="ListeParagraf"/>
+        <w:bidi/>
+        <w:spacing w:after="80"/>
+        <w:ind w:left="0" w:right="709"/>
+        <w:jc w:val="both"/>
+      </w:pPr>
+      <w:r>
+        <w:rPr>
+          <w:rFonts w:ascii="Calibri" w:hAnsi="Calibri" w:cs="Arial"/>
+          <w:rtl/>
+          <w:sz w:val="24"/>
+          <w:szCs w:val="24"/>
+        </w:rPr>
+        <w:t xml:space="preserve">7.1. تُفتح حالة عدم مطابقة عند: خروج درجة اللون أو الثبات عن المواصفات، أو خروج التغير في الأبعاد أو الوزن GSM عن الحدود المسموحة، أو حدوث عيب صباغة (بقعة أو علامة طيّ أو صباغة غير منتظمة)، أو اكتشاف انحراف في الوصفة أو العملية، أو استخدام مادة كيميائية غير معتمدة، أو ورود شكوى من العميل.</w:t>
+      </w:r>
+    </w:p>
+    <w:p>
+      <w:pPr>
+        <w:pStyle w:val="ListeParagraf"/>
+        <w:bidi/>
+        <w:spacing w:after="80"/>
+        <w:ind w:left="0" w:right="709"/>
+        <w:jc w:val="both"/>
+      </w:pPr>
+      <w:r>
+        <w:rPr>
+          <w:rFonts w:ascii="Calibri" w:hAnsi="Calibri" w:cs="Arial"/>
+          <w:rtl/>
+          <w:sz w:val="24"/>
+          <w:szCs w:val="24"/>
+        </w:rPr>
+        <w:t xml:space="preserve">7.2. الإجراء الفوري: تُحتجز الدفعة وتوسم كمنتج غير مطابق؛ وتُفحص الآلة والوصفة؛ ويُبلغ مدير المصبغة وضمان الجودة في اليوم نفسه.</w:t>
+      </w:r>
+    </w:p>
+    <w:p>
+      <w:pPr>
+        <w:pStyle w:val="ListeParagraf"/>
+        <w:bidi/>
+        <w:spacing w:after="80"/>
+        <w:ind w:left="0" w:right="709"/>
+        <w:jc w:val="both"/>
+      </w:pPr>
+      <w:r>
+        <w:rPr>
+          <w:rFonts w:ascii="Calibri" w:hAnsi="Calibri" w:cs="Arial"/>
+          <w:rtl/>
+          <w:sz w:val="24"/>
+          <w:szCs w:val="24"/>
+        </w:rPr>
+        <w:t xml:space="preserve">7.3. تتبع إعادة المعالجة وإعادة العمل الإجراء EMS.BY.PRO.06.03.؛ وتُختبر الدفعة المعاد معالجتها بالكامل مرة أخرى.</w:t>
+      </w:r>
+    </w:p>
+    <w:p>
+      <w:pPr>
+        <w:pStyle w:val="ListeParagraf"/>
+        <w:bidi/>
+        <w:spacing w:after="80"/>
+        <w:ind w:left="0" w:right="709"/>
+        <w:jc w:val="both"/>
+      </w:pPr>
+      <w:r>
+        <w:rPr>
+          <w:rFonts w:ascii="Calibri" w:hAnsi="Calibri" w:cs="Arial"/>
+          <w:rtl/>
+          <w:sz w:val="24"/>
+          <w:szCs w:val="24"/>
+        </w:rPr>
+        <w:t xml:space="preserve">7.4. يبدأ تحليل السبب الجذري خلال 24 ساعة؛ وعندما يتعلق السبب بمورد القماش أو الكيماويات يُطلب من المورد تقرير إجراء تصحيحي؛ ويُسجل الإجراء التصحيحي مع المسؤول والموعد النهائي (EMS.KS.PRO.22.03.).</w:t>
+      </w:r>
+    </w:p>
+    <w:p>
+      <w:pPr>
+        <w:pStyle w:val="ListeParagraf"/>
+        <w:bidi/>
+        <w:spacing w:after="80"/>
+        <w:ind w:left="0" w:right="709"/>
+        <w:jc w:val="both"/>
+      </w:pPr>
+      <w:r>
+        <w:rPr>
+          <w:rFonts w:ascii="Calibri" w:hAnsi="Calibri" w:cs="Arial"/>
+          <w:rtl/>
+          <w:sz w:val="24"/>
+          <w:szCs w:val="24"/>
+        </w:rPr>
+        <w:t xml:space="preserve">7.5. لا يُغلق الإجراء إلا بعد التحقق من فعاليته في الدفعات التالية وإرفاق الدليل.</w:t>
+      </w:r>
+    </w:p>
+    <w:p>
+      <w:pPr>
+        <w:pStyle w:val="ListeParagraf"/>
+        <w:bidi/>
+        <w:spacing w:after="80"/>
+        <w:ind w:left="0" w:right="709"/>
+        <w:jc w:val="both"/>
+      </w:pPr>
+    </w:p>
+    <w:p>
+      <w:pPr>
+        <w:pStyle w:val="ListeParagraf"/>
+        <w:bidi/>
+        <w:spacing w:before="120" w:after="60"/>
+        <w:ind w:left="0" w:right="709"/>
+      </w:pPr>
+      <w:r>
+        <w:rPr>
+          <w:rFonts w:ascii="Calibri" w:hAnsi="Calibri" w:cs="Arial"/>
+          <w:b/>
+          <w:bCs/>
+          <w:rtl/>
+          <w:sz w:val="24"/>
+          <w:szCs w:val="24"/>
+        </w:rPr>
+        <w:t xml:space="preserve">8. الوثائق والسجلات ذات الصلة</w:t>
+      </w:r>
+    </w:p>
+    <w:p>
+      <w:pPr>
+        <w:pStyle w:val="ListeParagraf"/>
+        <w:numPr>
+          <w:ilvl w:val="0"/>
+          <w:numId w:val="1"/>
+        </w:numPr>
+        <w:bidi/>
+        <w:spacing w:after="60"/>
+        <w:jc w:val="both"/>
+      </w:pPr>
+      <w:r>
+        <w:rPr>
+          <w:rFonts w:ascii="Calibri" w:hAnsi="Calibri" w:cs="Arial"/>
+          <w:rtl/>
+          <w:sz w:val="24"/>
+          <w:szCs w:val="24"/>
+        </w:rPr>
+        <w:t xml:space="preserve">PRS-BOY-03 إجراء الصباغة وPRS-BOY-04 إجراء التجهيز (نظام الجودة QMS)</w:t>
+      </w:r>
+    </w:p>
+    <w:p>
+      <w:pPr>
+        <w:pStyle w:val="ListeParagraf"/>
+        <w:numPr>
+          <w:ilvl w:val="0"/>
+          <w:numId w:val="1"/>
+        </w:numPr>
+        <w:bidi/>
+        <w:spacing w:after="60"/>
+        <w:jc w:val="both"/>
+      </w:pPr>
+      <w:r>
+        <w:rPr>
+          <w:rFonts w:ascii="Calibri" w:hAnsi="Calibri" w:cs="Arial"/>
+          <w:rtl/>
+          <w:sz w:val="24"/>
+          <w:szCs w:val="24"/>
+        </w:rPr>
+        <w:t xml:space="preserve">TLM-BOY-03 تعليمات وزن المواد الكيميائية وإعداد الوصفة، وTLM-BOY-04 تعليمات تحميل الآلة وبرنامج الصباغة، وTLM-BOY-05 تعليمات فتح الأثواب وقص الأنابيب، وTLM-BOY-06 تعليمات ضبط الرام، وTLM-BOY-07 تعليمات الكبس والتجهيز الميكانيكي (QMS)</w:t>
+      </w:r>
+    </w:p>
+    <w:p>
+      <w:pPr>
+        <w:pStyle w:val="ListeParagraf"/>
+        <w:numPr>
+          <w:ilvl w:val="0"/>
+          <w:numId w:val="1"/>
+        </w:numPr>
+        <w:bidi/>
+        <w:spacing w:after="60"/>
+        <w:jc w:val="both"/>
+      </w:pPr>
+      <w:r>
+        <w:rPr>
+          <w:rFonts w:ascii="Calibri" w:hAnsi="Calibri" w:cs="Arial"/>
+          <w:rtl/>
+          <w:sz w:val="24"/>
+          <w:szCs w:val="24"/>
+        </w:rPr>
+        <w:t xml:space="preserve">بطاقات التشغيل وبطاقات الوصفات الكمية</w:t>
+      </w:r>
+    </w:p>
+    <w:p>
+      <w:pPr>
+        <w:pStyle w:val="ListeParagraf"/>
+        <w:numPr>
+          <w:ilvl w:val="0"/>
+          <w:numId w:val="1"/>
+        </w:numPr>
+        <w:bidi/>
+        <w:spacing w:after="60"/>
+        <w:jc w:val="both"/>
+      </w:pPr>
+      <w:r>
+        <w:rPr>
+          <w:rFonts w:ascii="Calibri" w:hAnsi="Calibri" w:cs="Arial"/>
+          <w:rtl/>
+          <w:sz w:val="24"/>
+          <w:szCs w:val="24"/>
+        </w:rPr>
+        <w:t xml:space="preserve">سجلات التوزيع واستهلاك المواد الكيميائية</w:t>
+      </w:r>
+    </w:p>
+    <w:p>
+      <w:pPr>
+        <w:pStyle w:val="ListeParagraf"/>
+        <w:numPr>
+          <w:ilvl w:val="0"/>
+          <w:numId w:val="1"/>
+        </w:numPr>
+        <w:bidi/>
+        <w:spacing w:after="60"/>
+        <w:jc w:val="both"/>
+      </w:pPr>
+      <w:r>
+        <w:rPr>
+          <w:rFonts w:ascii="Calibri" w:hAnsi="Calibri" w:cs="Arial"/>
+          <w:rtl/>
+          <w:sz w:val="24"/>
+          <w:szCs w:val="24"/>
+        </w:rPr>
+        <w:t xml:space="preserve">بيانات تشغيل الآلات وتقارير درجات اللون</w:t>
+      </w:r>
+    </w:p>
+    <w:p>
+      <w:pPr>
+        <w:pStyle w:val="ListeParagraf"/>
+        <w:numPr>
+          <w:ilvl w:val="0"/>
+          <w:numId w:val="1"/>
+        </w:numPr>
+        <w:bidi/>
+        <w:spacing w:after="60"/>
+        <w:jc w:val="both"/>
+      </w:pPr>
+      <w:r>
+        <w:rPr>
+          <w:rFonts w:ascii="Calibri" w:hAnsi="Calibri" w:cs="Arial"/>
+          <w:rtl/>
+          <w:sz w:val="24"/>
+          <w:szCs w:val="24"/>
+        </w:rPr>
+        <w:t xml:space="preserve">EMS.QA.FRM.07.17. تقرير اختبار تشغيل الجيجر</w:t>
+      </w:r>
+    </w:p>
+    <w:p>
+      <w:pPr>
+        <w:pStyle w:val="ListeParagraf"/>
+        <w:numPr>
+          <w:ilvl w:val="0"/>
+          <w:numId w:val="1"/>
+        </w:numPr>
+        <w:bidi/>
+        <w:spacing w:after="60"/>
+        <w:jc w:val="both"/>
+      </w:pPr>
+      <w:r>
+        <w:rPr>
+          <w:rFonts w:ascii="Calibri" w:hAnsi="Calibri" w:cs="Arial"/>
+          <w:rtl/>
+          <w:sz w:val="24"/>
+          <w:szCs w:val="24"/>
+        </w:rPr>
+        <w:t xml:space="preserve">EMS.QA.FRM.07.09. نموذج متابعة إنتاج الرام وEMS.QA.FRM.07.07. نموذج متابعة إنتاج التجفيف</w:t>
+      </w:r>
+    </w:p>
+    <w:p>
+      <w:pPr>
+        <w:pStyle w:val="ListeParagraf"/>
+        <w:numPr>
+          <w:ilvl w:val="0"/>
+          <w:numId w:val="1"/>
+        </w:numPr>
+        <w:bidi/>
+        <w:spacing w:after="60"/>
+        <w:jc w:val="both"/>
+      </w:pPr>
+      <w:r>
+        <w:rPr>
+          <w:rFonts w:ascii="Calibri" w:hAnsi="Calibri" w:cs="Arial"/>
+          <w:rtl/>
+          <w:sz w:val="24"/>
+          <w:szCs w:val="24"/>
+        </w:rPr>
+        <w:t xml:space="preserve">EMS.QA.FRM.07.01. / 07.15. نماذج الكبس وسائر نماذج إنتاج التجهيز (07.02 و07.03 و07.10 و07.13)</w:t>
+      </w:r>
+    </w:p>
+    <w:p>
+      <w:pPr>
+        <w:pStyle w:val="ListeParagraf"/>
+        <w:numPr>
+          <w:ilvl w:val="0"/>
+          <w:numId w:val="1"/>
+        </w:numPr>
+        <w:bidi/>
+        <w:spacing w:after="60"/>
+        <w:jc w:val="both"/>
+      </w:pPr>
+      <w:r>
+        <w:rPr>
+          <w:rFonts w:ascii="Calibri" w:hAnsi="Calibri" w:cs="Arial"/>
+          <w:rtl/>
+          <w:sz w:val="24"/>
+          <w:szCs w:val="24"/>
+        </w:rPr>
+        <w:t xml:space="preserve">EMS.QA.FRM.07.04. نموذج عدم الانكماش بعد التثبيت</w:t>
+      </w:r>
+    </w:p>
+    <w:p>
+      <w:pPr>
+        <w:pStyle w:val="ListeParagraf"/>
+        <w:numPr>
+          <w:ilvl w:val="0"/>
+          <w:numId w:val="1"/>
+        </w:numPr>
+        <w:bidi/>
+        <w:spacing w:after="60"/>
+        <w:jc w:val="both"/>
+      </w:pPr>
+      <w:r>
+        <w:rPr>
+          <w:rFonts w:ascii="Calibri" w:hAnsi="Calibri" w:cs="Arial"/>
+          <w:rtl/>
+          <w:sz w:val="24"/>
+          <w:szCs w:val="24"/>
+        </w:rPr>
+        <w:t xml:space="preserve">EMS.QA.FRM.07.06. نموذج إنتاج مراقبة الجودة وEMS.QA.FRM.07.11. تقرير الاختبار</w:t>
+      </w:r>
+    </w:p>
+    <w:p>
+      <w:pPr>
+        <w:pStyle w:val="ListeParagraf"/>
+        <w:numPr>
+          <w:ilvl w:val="0"/>
+          <w:numId w:val="1"/>
+        </w:numPr>
+        <w:bidi/>
+        <w:spacing w:after="60"/>
+        <w:jc w:val="both"/>
+      </w:pPr>
+      <w:r>
+        <w:rPr>
+          <w:rFonts w:ascii="Calibri" w:hAnsi="Calibri" w:cs="Arial"/>
+          <w:rtl/>
+          <w:sz w:val="24"/>
+          <w:szCs w:val="24"/>
+        </w:rPr>
+        <w:t xml:space="preserve">تقارير فحص واختبار القماش المجهز</w:t>
+      </w:r>
+    </w:p>
+    <w:p>
+      <w:pPr>
+        <w:pStyle w:val="ListeParagraf"/>
+        <w:numPr>
+          <w:ilvl w:val="0"/>
+          <w:numId w:val="1"/>
+        </w:numPr>
+        <w:bidi/>
+        <w:spacing w:after="60"/>
+        <w:jc w:val="both"/>
+      </w:pPr>
+      <w:r>
+        <w:rPr>
+          <w:rFonts w:ascii="Calibri" w:hAnsi="Calibri" w:cs="Arial"/>
+          <w:rtl/>
+          <w:sz w:val="24"/>
+          <w:szCs w:val="24"/>
+        </w:rPr>
+        <w:t xml:space="preserve">تقارير اختبار مياه الصرف</w:t>
+      </w:r>
+    </w:p>
+    <w:p>
+      <w:pPr>
+        <w:pStyle w:val="ListeParagraf"/>
+        <w:numPr>
+          <w:ilvl w:val="0"/>
+          <w:numId w:val="1"/>
+        </w:numPr>
+        <w:bidi/>
+        <w:spacing w:after="60"/>
+        <w:jc w:val="both"/>
+      </w:pPr>
+      <w:r>
+        <w:rPr>
+          <w:rFonts w:ascii="Calibri" w:hAnsi="Calibri" w:cs="Arial"/>
+          <w:rtl/>
+          <w:sz w:val="24"/>
+          <w:szCs w:val="24"/>
+        </w:rPr>
+        <w:t xml:space="preserve">EMS.BY.PRO.06.01. إجراء إعداد الوصفات واعتماد عينات الصبغة المعملية</w:t>
+      </w:r>
+    </w:p>
+    <w:p>
+      <w:pPr>
+        <w:pStyle w:val="ListeParagraf"/>
+        <w:numPr>
+          <w:ilvl w:val="0"/>
+          <w:numId w:val="1"/>
+        </w:numPr>
+        <w:bidi/>
+        <w:spacing w:after="60"/>
+        <w:jc w:val="both"/>
+      </w:pPr>
+      <w:r>
+        <w:rPr>
+          <w:rFonts w:ascii="Calibri" w:hAnsi="Calibri" w:cs="Arial"/>
+          <w:rtl/>
+          <w:sz w:val="24"/>
+          <w:szCs w:val="24"/>
+        </w:rPr>
+        <w:t xml:space="preserve">EMS.BY.PRO.06.03. إجراء التحكم في إعادة المعالجة وإعادة العمل</w:t>
+      </w:r>
+    </w:p>
+    <w:p>
+      <w:pPr>
+        <w:pStyle w:val="ListeParagraf"/>
+        <w:numPr>
+          <w:ilvl w:val="0"/>
+          <w:numId w:val="1"/>
+        </w:numPr>
+        <w:bidi/>
+        <w:spacing w:after="60"/>
+        <w:jc w:val="both"/>
+      </w:pPr>
+      <w:r>
+        <w:rPr>
+          <w:rFonts w:ascii="Calibri" w:hAnsi="Calibri" w:cs="Arial"/>
+          <w:rtl/>
+          <w:sz w:val="24"/>
+          <w:szCs w:val="24"/>
+        </w:rPr>
+        <w:t xml:space="preserve">EMS.BY.TL.06.01. تعليمات تشغيل آلة الصباغة وEMS.BY.TL.06.02. تعليمات تشغيل الرام والكباس</w:t>
+      </w:r>
+    </w:p>
+    <w:p>
+      <w:pPr>
+        <w:pStyle w:val="ListeParagraf"/>
+        <w:numPr>
+          <w:ilvl w:val="0"/>
+          <w:numId w:val="1"/>
+        </w:numPr>
+        <w:bidi/>
+        <w:spacing w:after="60"/>
+        <w:jc w:val="both"/>
+      </w:pPr>
+      <w:r>
+        <w:rPr>
+          <w:rFonts w:ascii="Calibri" w:hAnsi="Calibri" w:cs="Arial"/>
+          <w:rtl/>
+          <w:sz w:val="24"/>
+          <w:szCs w:val="24"/>
+        </w:rPr>
+        <w:t xml:space="preserve">EMS.BY.TL.06.04. تعليمات إعداد الدفعات وتحميل القماش</w:t>
+      </w:r>
+    </w:p>
+    <w:p>
+      <w:pPr>
+        <w:pStyle w:val="ListeParagraf"/>
+        <w:numPr>
+          <w:ilvl w:val="0"/>
+          <w:numId w:val="1"/>
+        </w:numPr>
+        <w:bidi/>
+        <w:spacing w:after="60"/>
+        <w:jc w:val="both"/>
+      </w:pPr>
+      <w:r>
+        <w:rPr>
+          <w:rFonts w:ascii="Calibri" w:hAnsi="Calibri" w:cs="Arial"/>
+          <w:rtl/>
+          <w:sz w:val="24"/>
+          <w:szCs w:val="24"/>
+        </w:rPr>
+        <w:t xml:space="preserve">EMS.KM.PRO.20.05. إجراء تخزين المواد الكيميائية وتداولها</w:t>
+      </w:r>
+    </w:p>
+    <w:p>
+      <w:pPr>
+        <w:pStyle w:val="ListeParagraf"/>
+        <w:numPr>
+          <w:ilvl w:val="0"/>
+          <w:numId w:val="1"/>
+        </w:numPr>
+        <w:bidi/>
+        <w:spacing w:after="60"/>
+        <w:jc w:val="both"/>
+      </w:pPr>
+      <w:r>
+        <w:rPr>
+          <w:rFonts w:ascii="Calibri" w:hAnsi="Calibri" w:cs="Arial"/>
+          <w:rtl/>
+          <w:sz w:val="24"/>
+          <w:szCs w:val="24"/>
+        </w:rPr>
+        <w:t xml:space="preserve">EMS.KM.PRO.20.07. خطة الاستجابة لانسكاب المواد الكيميائية والطوارئ (SERP)</w:t>
+      </w:r>
+    </w:p>
+    <w:p>
+      <w:pPr>
+        <w:pStyle w:val="ListeParagraf"/>
+        <w:numPr>
+          <w:ilvl w:val="0"/>
+          <w:numId w:val="1"/>
+        </w:numPr>
+        <w:bidi/>
+        <w:spacing w:after="60"/>
+        <w:jc w:val="both"/>
+      </w:pPr>
+      <w:r>
+        <w:rPr>
+          <w:rFonts w:ascii="Calibri" w:hAnsi="Calibri" w:cs="Arial"/>
+          <w:rtl/>
+          <w:sz w:val="24"/>
+          <w:szCs w:val="24"/>
+        </w:rPr>
+        <w:t xml:space="preserve">EMS.KS.PRO.22.02. إجراء التحكم في المنتج غير المطابق</w:t>
+      </w:r>
+    </w:p>
+    <w:p>
+      <w:pPr>
+        <w:pStyle w:val="ListeParagraf"/>
+        <w:numPr>
+          <w:ilvl w:val="0"/>
+          <w:numId w:val="1"/>
+        </w:numPr>
+        <w:bidi/>
+        <w:spacing w:after="60"/>
+        <w:jc w:val="both"/>
+      </w:pPr>
+      <w:r>
+        <w:rPr>
+          <w:rFonts w:ascii="Calibri" w:hAnsi="Calibri" w:cs="Arial"/>
+          <w:rtl/>
+          <w:sz w:val="24"/>
+          <w:szCs w:val="24"/>
+        </w:rPr>
+        <w:t xml:space="preserve">EMS.KS.PRO.22.03. إجراء الإجراءات التصحيحية والوقائية (CAPA) لمشكلات الجودة</w:t>
+      </w:r>
+    </w:p>
+    <w:p>
+      <w:pPr>
+        <w:pStyle w:val="ListeParagraf"/>
+        <w:numPr>
+          <w:ilvl w:val="0"/>
+          <w:numId w:val="1"/>
+        </w:numPr>
+        <w:bidi/>
+        <w:spacing w:after="60"/>
+        <w:jc w:val="both"/>
+      </w:pPr>
+      <w:r>
+        <w:rPr>
+          <w:rFonts w:ascii="Calibri" w:hAnsi="Calibri" w:cs="Arial"/>
+          <w:rtl/>
+          <w:sz w:val="24"/>
+          <w:szCs w:val="24"/>
+        </w:rPr>
+        <w:t xml:space="preserve">EMS.BK.PRO.07.01. إجراء الصيانة الوقائية</w:t>
+      </w:r>
+    </w:p>
+    <w:p>
+      <w:pPr>
+        <w:pStyle w:val="ListeParagraf"/>
+        <w:numPr>
+          <w:ilvl w:val="0"/>
+          <w:numId w:val="1"/>
+        </w:numPr>
+        <w:bidi/>
+        <w:spacing w:after="60"/>
+        <w:jc w:val="both"/>
+      </w:pPr>
+      <w:r>
+        <w:rPr>
+          <w:rFonts w:ascii="Calibri" w:hAnsi="Calibri" w:cs="Arial"/>
+          <w:rtl/>
+          <w:sz w:val="24"/>
+          <w:szCs w:val="24"/>
+        </w:rPr>
+        <w:t xml:space="preserve">EMS.SO.PRO.23.04. إجراء التشغيل – التحكم في نطاق درجات اللون وتشغيلات الصباغة</w:t>
+      </w:r>
+    </w:p>
+    <w:p>
+      <w:pPr>
+        <w:pStyle w:val="ListeParagraf"/>
+        <w:bidi/>
+        <w:spacing w:after="80"/>
+        <w:ind w:left="0" w:right="709"/>
+        <w:jc w:val="both"/>
+      </w:pPr>
+    </w:p>
+    <w:p>
+      <w:pPr>
+        <w:pStyle w:val="ListeParagraf"/>
+        <w:bidi/>
+        <w:spacing w:before="120" w:after="60"/>
+        <w:ind w:left="0" w:right="709"/>
+      </w:pPr>
+      <w:r>
+        <w:rPr>
+          <w:rFonts w:ascii="Calibri" w:hAnsi="Calibri" w:cs="Arial"/>
+          <w:b/>
+          <w:bCs/>
+          <w:rtl/>
+          <w:sz w:val="24"/>
+          <w:szCs w:val="24"/>
+        </w:rPr>
+        <w:t xml:space="preserve">9. التغذية الراجعة والمتابعة</w:t>
+      </w:r>
+    </w:p>
+    <w:p>
+      <w:pPr>
+        <w:pStyle w:val="ListeParagraf"/>
+        <w:bidi/>
+        <w:spacing w:after="80"/>
+        <w:ind w:left="0" w:right="709"/>
+        <w:jc w:val="both"/>
+      </w:pPr>
+      <w:r>
+        <w:rPr>
+          <w:rFonts w:ascii="Calibri" w:hAnsi="Calibri" w:cs="Arial"/>
+          <w:rtl/>
+          <w:sz w:val="24"/>
+          <w:szCs w:val="24"/>
+        </w:rPr>
         <w:t xml:space="preserve">يُراجع هذا الإجراء سنويًا من قبل مدير المصبغة بالتعاون مع المختبر وضمان الجودة. وتُقيّم بيانات العمليات وملاحظات العملاء والنتائج البيئية، ويُعدل الإجراء عند الحاجة.</w:t>
       </w:r>
     </w:p>
-    <w:p/>
     <w:p>
       <w:pPr>
         <w:pStyle w:val="ListeParagraf"/>
@@ -3554,6 +5144,23 @@
     </w:tbl>
     <w:p>
       <w:pPr>
+        <w:pStyle w:val="ListeParagraf"/>
+        <w:spacing w:before="160" w:after="0"/>
+        <w:ind w:left="709"/>
+      </w:pPr>
+      <w:r>
+        <w:rPr>
+          <w:rFonts w:ascii="Calibri" w:hAnsi="Calibri" w:cs="Calibri"/>
+          <w:b/>
+          <w:bCs/>
+          <w:sz w:val="20"/>
+          <w:szCs w:val="20"/>
+        </w:rPr>
+        <w:t xml:space="preserve">Hazırlayan: Boyahane Müdürü  ..........................    Kalite Müdürü: ..........................</w:t>
+      </w:r>
+    </w:p>
+    <w:p>
+      <w:pPr>
         <w:tabs>
           <w:tab w:val="left" w:pos="851"/>
         </w:tabs>
@@ -4098,7 +5705,7 @@
               <w:sz w:val="16"/>
               <w:szCs w:val="16"/>
             </w:rPr>
-            <w:t>0</w:t>
+            <w:t>1</w:t>
           </w:r>
         </w:p>
         <w:p>
@@ -4117,7 +5724,7 @@
               <w:sz w:val="16"/>
               <w:szCs w:val="16"/>
             </w:rPr>
-            <w:t>… / … / …</w:t>
+            <w:t>14.10.2026</w:t>
           </w:r>
         </w:p>
       </w:tc>

--- a/prosedurler/EMS.BY.PRO.06.02. Dyeing and Finishing Process Control Procedure.docx
+++ b/prosedurler/EMS.BY.PRO.06.02. Dyeing and Finishing Process Control Procedure.docx
@@ -5156,7 +5156,41 @@
           <w:sz w:val="20"/>
           <w:szCs w:val="20"/>
         </w:rPr>
-        <w:t xml:space="preserve">Hazırlayan: Boyahane Müdürü  ..........................    Kalite Müdürü: ..........................</w:t>
+        <w:t xml:space="preserve">Hazırlayan: Boyahane Müdürü  ..........................</w:t>
+      </w:r>
+    </w:p>
+    <w:p>
+      <w:pPr>
+        <w:pStyle w:val="ListeParagraf"/>
+        <w:spacing w:before="40" w:after="0"/>
+        <w:ind w:left="709"/>
+      </w:pPr>
+      <w:r>
+        <w:rPr>
+          <w:rFonts w:ascii="Calibri" w:hAnsi="Calibri" w:cs="Calibri"/>
+          <w:b/>
+          <w:bCs/>
+          <w:sz w:val="20"/>
+          <w:szCs w:val="20"/>
+        </w:rPr>
+        <w:t xml:space="preserve">Kontrol: Boyahane Fabrika Müdürü  ..........................</w:t>
+      </w:r>
+    </w:p>
+    <w:p>
+      <w:pPr>
+        <w:pStyle w:val="ListeParagraf"/>
+        <w:spacing w:before="40" w:after="0"/>
+        <w:ind w:left="709"/>
+      </w:pPr>
+      <w:r>
+        <w:rPr>
+          <w:rFonts w:ascii="Calibri" w:hAnsi="Calibri" w:cs="Calibri"/>
+          <w:b/>
+          <w:bCs/>
+          <w:sz w:val="20"/>
+          <w:szCs w:val="20"/>
+        </w:rPr>
+        <w:t xml:space="preserve">Kalite Müdürü: ..........................    Fabrika Müdürü: ..........................</w:t>
       </w:r>
     </w:p>
     <w:p>

--- a/prosedurler/EMS.BY.PRO.06.02. Dyeing and Finishing Process Control Procedure.docx
+++ b/prosedurler/EMS.BY.PRO.06.02. Dyeing and Finishing Process Control Procedure.docx
@@ -1420,7 +1420,7 @@
           <w:sz w:val="24"/>
           <w:szCs w:val="24"/>
         </w:rPr>
-        <w:t xml:space="preserve">PRS-BOY-03 Dyeing Procedure and PRS-BOY-04 Finishing Procedure (QMS)</w:t>
+        <w:t xml:space="preserve">EMS.BY.PRO.06.02 Dyeing Procedure and EMS.BY.PRO.06.02 Finishing Procedure (QMS)</w:t>
       </w:r>
     </w:p>
     <w:p>
@@ -1439,7 +1439,7 @@
           <w:sz w:val="24"/>
           <w:szCs w:val="24"/>
         </w:rPr>
-        <w:t xml:space="preserve">TLM-BOY-03 Chemical weighing and recipe preparation, TLM-BOY-04 Machine loading and dyeing programme, TLM-BOY-05 Opening and tube cutting, TLM-BOY-06 Stenter setting, TLM-BOY-07 Compacting and mechanical finishing (QMS)</w:t>
+        <w:t xml:space="preserve">EMS.KM.TL.20.01 Chemical weighing and recipe preparation, EMS.BY.TL.06.01 Machine loading and dyeing programme, EMS.BY.TL.06.06 Opening and tube cutting, EMS.BY.TL.06.02 Stenter setting, EMS.BY.TL.06.02 Compacting and mechanical finishing (QMS)</w:t>
       </w:r>
     </w:p>
     <w:p>
@@ -3457,7 +3457,7 @@
           <w:sz w:val="24"/>
           <w:szCs w:val="24"/>
         </w:rPr>
-        <w:t xml:space="preserve">PRS-BOY-03 إجراء الصباغة وPRS-BOY-04 إجراء التجهيز (نظام الجودة QMS)</w:t>
+        <w:t xml:space="preserve">EMS.BY.PRO.06.02 إجراء الصباغة وPRS-BOY-04 إجراء التجهيز (نظام الجودة QMS)</w:t>
       </w:r>
     </w:p>
     <w:p>
@@ -3478,7 +3478,7 @@
           <w:sz w:val="24"/>
           <w:szCs w:val="24"/>
         </w:rPr>
-        <w:t xml:space="preserve">TLM-BOY-03 تعليمات وزن المواد الكيميائية وإعداد الوصفة، وTLM-BOY-04 تعليمات تحميل الآلة وبرنامج الصباغة، وTLM-BOY-05 تعليمات فتح الأثواب وقص الأنابيب، وTLM-BOY-06 تعليمات ضبط الرام، وTLM-BOY-07 تعليمات الكبس والتجهيز الميكانيكي (QMS)</w:t>
+        <w:t xml:space="preserve">EMS.KM.TL.20.01 تعليمات وزن المواد الكيميائية وإعداد الوصفة، وTLM-BOY-04 تعليمات تحميل الآلة وبرنامج الصباغة، وTLM-BOY-05 تعليمات فتح الأثواب وقص الأنابيب، وTLM-BOY-06 تعليمات ضبط الرام، وTLM-BOY-07 تعليمات الكبس والتجهيز الميكانيكي (QMS)</w:t>
       </w:r>
     </w:p>
     <w:p>

--- a/prosedurler/EMS.BY.PRO.06.02. Dyeing and Finishing Process Control Procedure.docx
+++ b/prosedurler/EMS.BY.PRO.06.02. Dyeing and Finishing Process Control Procedure.docx
@@ -3457,7 +3457,7 @@
           <w:sz w:val="24"/>
           <w:szCs w:val="24"/>
         </w:rPr>
-        <w:t xml:space="preserve">EMS.BY.PRO.06.02 إجراء الصباغة وPRS-BOY-04 إجراء التجهيز (نظام الجودة QMS)</w:t>
+        <w:t xml:space="preserve">EMS.BY.PRO.06.02 إجراء الصباغة وEMS.BY.PRO.06.02 إجراء التجهيز (نظام الجودة QMS)</w:t>
       </w:r>
     </w:p>
     <w:p>
@@ -3478,7 +3478,7 @@
           <w:sz w:val="24"/>
           <w:szCs w:val="24"/>
         </w:rPr>
-        <w:t xml:space="preserve">EMS.KM.TL.20.01 تعليمات وزن المواد الكيميائية وإعداد الوصفة، وTLM-BOY-04 تعليمات تحميل الآلة وبرنامج الصباغة، وTLM-BOY-05 تعليمات فتح الأثواب وقص الأنابيب، وTLM-BOY-06 تعليمات ضبط الرام، وTLM-BOY-07 تعليمات الكبس والتجهيز الميكانيكي (QMS)</w:t>
+        <w:t xml:space="preserve">EMS.KM.TL.20.01 تعليمات وزن المواد الكيميائية وإعداد الوصفة، وEMS.BY.TL.06.01 تعليمات تحميل الآلة وبرنامج الصباغة، وEMS.BY.TL.06.06 تعليمات فتح الأثواب وقص الأنابيب، وEMS.BY.TL.06.02 تعليمات ضبط الرام، وEMS.BY.TL.06.02 تعليمات الكبس والتجهيز الميكانيكي (QMS)</w:t>
       </w:r>
     </w:p>
     <w:p>
